--- a/PnJT - Vizsgaremek dokumentáció.docx
+++ b/PnJT - Vizsgaremek dokumentáció.docx
@@ -223,13 +223,47 @@
         <w:spacing w:after="1600" w:line="360" w:lineRule="auto"/>
         <w:jc w:val="center"/>
       </w:pPr>
+      <w:proofErr w:type="spellStart"/>
       <w:r>
         <w:rPr>
           <w:sz w:val="32"/>
           <w:szCs w:val="32"/>
         </w:rPr>
-        <w:t>Peter’s &amp; Johnson’s Tech</w:t>
-      </w:r>
+        <w:t>Peter’s</w:t>
+      </w:r>
+      <w:proofErr w:type="spellEnd"/>
+      <w:r>
+        <w:rPr>
+          <w:sz w:val="32"/>
+          <w:szCs w:val="32"/>
+        </w:rPr>
+        <w:t xml:space="preserve"> &amp; </w:t>
+      </w:r>
+      <w:proofErr w:type="spellStart"/>
+      <w:r>
+        <w:rPr>
+          <w:sz w:val="32"/>
+          <w:szCs w:val="32"/>
+        </w:rPr>
+        <w:t>Johnson’s</w:t>
+      </w:r>
+      <w:proofErr w:type="spellEnd"/>
+      <w:r>
+        <w:rPr>
+          <w:sz w:val="32"/>
+          <w:szCs w:val="32"/>
+        </w:rPr>
+        <w:t xml:space="preserve"> </w:t>
+      </w:r>
+      <w:proofErr w:type="spellStart"/>
+      <w:r>
+        <w:rPr>
+          <w:sz w:val="32"/>
+          <w:szCs w:val="32"/>
+        </w:rPr>
+        <w:t>Tech</w:t>
+      </w:r>
+      <w:proofErr w:type="spellEnd"/>
       <w:r>
         <w:rPr>
           <w:sz w:val="32"/>
@@ -3901,7 +3935,55 @@
         <w:jc w:val="both"/>
       </w:pPr>
       <w:r>
-        <w:t>Ennek a dokumentációnak az a célja, hogy részletesen bemutassa egy háromkampuszos egyetemi hálózat teljes tervezési és megvalósítási folyamatát. A dokumentum végigköveti az összes lépést a kezdeti tervezés szakaszától egészen a konfiguráció elvégzésén és a tesztelésen át a végső, működőképes rendszer ismertetéséig. A projekt keretein belül három kampuszt, a Main Campus-t (főkampusz), az Engineering Campus-t (mérnöki kampusz) és a Business Campus-t (üzleti kampusz) biztonságos és redundáns hálózati infrastruktúrával látjunk el, Cisco Packet Tracer szimulációban és VirtualBox virtuális gépeken egyaránt.</w:t>
+        <w:t xml:space="preserve">Ennek a dokumentációnak az a célja, hogy részletesen bemutassa egy háromkampuszos egyetemi hálózat teljes tervezési és megvalósítási folyamatát. A dokumentum </w:t>
+      </w:r>
+      <w:proofErr w:type="spellStart"/>
+      <w:r>
+        <w:t>végigköveti</w:t>
+      </w:r>
+      <w:proofErr w:type="spellEnd"/>
+      <w:r>
+        <w:t xml:space="preserve"> az összes lépést a kezdeti tervezés szakaszától egészen a konfiguráció elvégzésén és a tesztelésen át a végső, működőképes rendszer ismertetéséig. A projekt keretein belül három kampuszt, a Main Campus-t (főkampusz), az </w:t>
+      </w:r>
+      <w:proofErr w:type="spellStart"/>
+      <w:r>
+        <w:t>Engineering</w:t>
+      </w:r>
+      <w:proofErr w:type="spellEnd"/>
+      <w:r>
+        <w:t xml:space="preserve"> Campus-t (mérnöki kampusz) és a Business Campus-t (üzleti kampusz) biztonságos és redundáns hálózati infrastruktúrával </w:t>
+      </w:r>
+      <w:proofErr w:type="spellStart"/>
+      <w:r>
+        <w:t>látjunk</w:t>
+      </w:r>
+      <w:proofErr w:type="spellEnd"/>
+      <w:r>
+        <w:t xml:space="preserve"> el, Cisco </w:t>
+      </w:r>
+      <w:proofErr w:type="spellStart"/>
+      <w:r>
+        <w:t>Packet</w:t>
+      </w:r>
+      <w:proofErr w:type="spellEnd"/>
+      <w:r>
+        <w:t xml:space="preserve"> </w:t>
+      </w:r>
+      <w:proofErr w:type="spellStart"/>
+      <w:r>
+        <w:t>Tracer</w:t>
+      </w:r>
+      <w:proofErr w:type="spellEnd"/>
+      <w:r>
+        <w:t xml:space="preserve"> szimulációban és </w:t>
+      </w:r>
+      <w:proofErr w:type="spellStart"/>
+      <w:r>
+        <w:t>VirtualBox</w:t>
+      </w:r>
+      <w:proofErr w:type="spellEnd"/>
+      <w:r>
+        <w:t xml:space="preserve"> virtuális gépeken egyaránt.</w:t>
       </w:r>
     </w:p>
     <w:p>
@@ -3910,7 +3992,39 @@
         <w:jc w:val="both"/>
       </w:pPr>
       <w:r>
-        <w:t>A vizsgaremek elsősorban két fő elemből tevődik össze: a Cisco Packet Tracer programbanlétrehozottszimulált hálózatból és a VirtualBox-ban működő két igazi virtuális szerverből. A két komponens együtt lefedi az összes vizsgakövetelményt.</w:t>
+        <w:t xml:space="preserve">A vizsgaremek elsősorban két fő elemből tevődik össze: a Cisco </w:t>
+      </w:r>
+      <w:proofErr w:type="spellStart"/>
+      <w:r>
+        <w:t>Packet</w:t>
+      </w:r>
+      <w:proofErr w:type="spellEnd"/>
+      <w:r>
+        <w:t xml:space="preserve"> </w:t>
+      </w:r>
+      <w:proofErr w:type="spellStart"/>
+      <w:r>
+        <w:t>Tracer</w:t>
+      </w:r>
+      <w:proofErr w:type="spellEnd"/>
+      <w:r>
+        <w:t xml:space="preserve"> </w:t>
+      </w:r>
+      <w:proofErr w:type="spellStart"/>
+      <w:r>
+        <w:t>programbanlétrehozottszimulált</w:t>
+      </w:r>
+      <w:proofErr w:type="spellEnd"/>
+      <w:r>
+        <w:t xml:space="preserve"> hálózatból és a </w:t>
+      </w:r>
+      <w:proofErr w:type="spellStart"/>
+      <w:r>
+        <w:t>VirtualBox</w:t>
+      </w:r>
+      <w:proofErr w:type="spellEnd"/>
+      <w:r>
+        <w:t>-ban működő két igazi virtuális szerverből. A két komponens együtt lefedi az összes vizsgakövetelményt.</w:t>
       </w:r>
       <w:r>
         <w:br/>
@@ -3948,11 +4062,27 @@
         <w:jc w:val="both"/>
       </w:pPr>
       <w:r>
-        <w:t xml:space="preserve">Emellett fontosnak tartjuk, hogy megismerkedjünk a modern vállalati hálózatokban alkalmazott technológiákkal, protokollokkal és biztonsági megoldásokkal. Az IPv6 terjedese, a redundáns </w:t>
+        <w:t xml:space="preserve">Emellett fontosnak tartjuk, hogy megismerkedjünk a modern vállalati hálózatokban alkalmazott technológiákkal, protokollokkal és biztonsági megoldásokkal. Az IPv6 </w:t>
+      </w:r>
+      <w:proofErr w:type="spellStart"/>
+      <w:r>
+        <w:t>terjedese</w:t>
+      </w:r>
+      <w:proofErr w:type="spellEnd"/>
+      <w:r>
+        <w:t xml:space="preserve">, a redundáns </w:t>
       </w:r>
       <w:r>
         <w:lastRenderedPageBreak/>
-        <w:t>topológiák szükségessége, a VLAN-alapú szegmentáció és a dinamikus routing protokollok ismerete ma már alapvető elvárás a munkaerőpiacon.</w:t>
+        <w:t xml:space="preserve">topológiák szükségessége, a VLAN-alapú szegmentáció és a dinamikus </w:t>
+      </w:r>
+      <w:proofErr w:type="spellStart"/>
+      <w:r>
+        <w:t>routing</w:t>
+      </w:r>
+      <w:proofErr w:type="spellEnd"/>
+      <w:r>
+        <w:t xml:space="preserve"> protokollok ismerete ma már alapvető elvárás a munkaerőpiacon.</w:t>
       </w:r>
     </w:p>
     <w:p>
@@ -3961,7 +4091,23 @@
         <w:jc w:val="both"/>
       </w:pPr>
       <w:r>
-        <w:t>Nem utolsósorban a csapatmunka és a Scrum szerű fejlesztési folyamat gyakorlása is kiemelkedett motivációnak számít. A valódi projektek több emberből álló csapatok koordinált munkáját igénylik, és az agilis fejlesztési metodológiák alkalmazása hozzásegít minket ahhoz, hogy a jövőben hasonló feladatokhoz struktúráltan és hatékonyan közelítsünk.</w:t>
+        <w:t xml:space="preserve">Nem utolsósorban a csapatmunka és a </w:t>
+      </w:r>
+      <w:proofErr w:type="spellStart"/>
+      <w:r>
+        <w:t>Scrum</w:t>
+      </w:r>
+      <w:proofErr w:type="spellEnd"/>
+      <w:r>
+        <w:t xml:space="preserve"> szerű fejlesztési folyamat gyakorlása is kiemelkedett motivációnak számít. A valódi projektek több emberből álló csapatok koordinált munkáját igénylik, és az agilis fejlesztési metodológiák alkalmazása hozzásegít minket ahhoz, hogy a jövőben hasonló feladatokhoz </w:t>
+      </w:r>
+      <w:proofErr w:type="spellStart"/>
+      <w:r>
+        <w:t>struktúráltan</w:t>
+      </w:r>
+      <w:proofErr w:type="spellEnd"/>
+      <w:r>
+        <w:t xml:space="preserve"> és hatékonyan közelítsünk.</w:t>
       </w:r>
       <w:r>
         <w:br/>
@@ -4009,14 +4155,30 @@
         <w:spacing w:after="80" w:line="360" w:lineRule="auto"/>
         <w:jc w:val="both"/>
       </w:pPr>
+      <w:proofErr w:type="spellStart"/>
       <w:r>
         <w:t>Full</w:t>
       </w:r>
+      <w:proofErr w:type="spellEnd"/>
       <w:r>
         <w:rPr>
           <w:color w:val="000000"/>
         </w:rPr>
-        <w:t xml:space="preserve"> mesh topológia kialakítása mindhárom kampuszon belül, amely maximális redundanciát és hibatoleranciát biztosít</w:t>
+        <w:t xml:space="preserve"> </w:t>
+      </w:r>
+      <w:proofErr w:type="spellStart"/>
+      <w:r>
+        <w:rPr>
+          <w:color w:val="000000"/>
+        </w:rPr>
+        <w:t>mesh</w:t>
+      </w:r>
+      <w:proofErr w:type="spellEnd"/>
+      <w:r>
+        <w:rPr>
+          <w:color w:val="000000"/>
+        </w:rPr>
+        <w:t xml:space="preserve"> topológia kialakítása mindhárom kampuszon belül, amely maximális redundanciát és hibatoleranciát biztosít</w:t>
       </w:r>
     </w:p>
     <w:p>
@@ -4073,14 +4235,30 @@
         </w:rPr>
         <w:t xml:space="preserve">IPv4 és IPv6 </w:t>
       </w:r>
+      <w:proofErr w:type="spellStart"/>
       <w:r>
         <w:t>dual</w:t>
       </w:r>
+      <w:proofErr w:type="spellEnd"/>
       <w:r>
         <w:rPr>
           <w:color w:val="000000"/>
         </w:rPr>
-        <w:t xml:space="preserve"> stack implementálása VLSM-alapú címzéssel</w:t>
+        <w:t xml:space="preserve"> </w:t>
+      </w:r>
+      <w:proofErr w:type="spellStart"/>
+      <w:r>
+        <w:rPr>
+          <w:color w:val="000000"/>
+        </w:rPr>
+        <w:t>stack</w:t>
+      </w:r>
+      <w:proofErr w:type="spellEnd"/>
+      <w:r>
+        <w:rPr>
+          <w:color w:val="000000"/>
+        </w:rPr>
+        <w:t xml:space="preserve"> implementálása VLSM-alapú címzéssel</w:t>
       </w:r>
     </w:p>
     <w:p>
@@ -4103,7 +4281,35 @@
         <w:rPr>
           <w:color w:val="000000"/>
         </w:rPr>
-        <w:t>OSPF és OSPFv3 dinamikus routing beállítása kampuszon belül, statikus útvonalak az inter-campus forgalomhoz</w:t>
+        <w:t xml:space="preserve">OSPF és OSPFv3 dinamikus </w:t>
+      </w:r>
+      <w:proofErr w:type="spellStart"/>
+      <w:r>
+        <w:rPr>
+          <w:color w:val="000000"/>
+        </w:rPr>
+        <w:t>routing</w:t>
+      </w:r>
+      <w:proofErr w:type="spellEnd"/>
+      <w:r>
+        <w:rPr>
+          <w:color w:val="000000"/>
+        </w:rPr>
+        <w:t xml:space="preserve"> beállítása kampuszon belül, statikus útvonalak az </w:t>
+      </w:r>
+      <w:proofErr w:type="spellStart"/>
+      <w:r>
+        <w:rPr>
+          <w:color w:val="000000"/>
+        </w:rPr>
+        <w:t>inter</w:t>
+      </w:r>
+      <w:proofErr w:type="spellEnd"/>
+      <w:r>
+        <w:rPr>
+          <w:color w:val="000000"/>
+        </w:rPr>
+        <w:t>-campus forgalomhoz</w:t>
       </w:r>
     </w:p>
     <w:p>
@@ -4126,8 +4332,58 @@
         <w:rPr>
           <w:color w:val="000000"/>
         </w:rPr>
-        <w:t>Biztonsági intézkedések megvalósítása: ACL-ek, DHCP snooping, port-security, Root Guard</w:t>
-      </w:r>
+        <w:t xml:space="preserve">Biztonsági intézkedések megvalósítása: ACL-ek, DHCP </w:t>
+      </w:r>
+      <w:proofErr w:type="spellStart"/>
+      <w:r>
+        <w:rPr>
+          <w:color w:val="000000"/>
+        </w:rPr>
+        <w:t>snooping</w:t>
+      </w:r>
+      <w:proofErr w:type="spellEnd"/>
+      <w:r>
+        <w:rPr>
+          <w:color w:val="000000"/>
+        </w:rPr>
+        <w:t>, port-</w:t>
+      </w:r>
+      <w:proofErr w:type="spellStart"/>
+      <w:r>
+        <w:rPr>
+          <w:color w:val="000000"/>
+        </w:rPr>
+        <w:t>security</w:t>
+      </w:r>
+      <w:proofErr w:type="spellEnd"/>
+      <w:r>
+        <w:rPr>
+          <w:color w:val="000000"/>
+        </w:rPr>
+        <w:t xml:space="preserve">, </w:t>
+      </w:r>
+      <w:proofErr w:type="spellStart"/>
+      <w:r>
+        <w:rPr>
+          <w:color w:val="000000"/>
+        </w:rPr>
+        <w:t>Root</w:t>
+      </w:r>
+      <w:proofErr w:type="spellEnd"/>
+      <w:r>
+        <w:rPr>
+          <w:color w:val="000000"/>
+        </w:rPr>
+        <w:t xml:space="preserve"> </w:t>
+      </w:r>
+      <w:proofErr w:type="spellStart"/>
+      <w:r>
+        <w:rPr>
+          <w:color w:val="000000"/>
+        </w:rPr>
+        <w:t>Guard</w:t>
+      </w:r>
+      <w:proofErr w:type="spellEnd"/>
     </w:p>
     <w:p>
       <w:pPr>
@@ -4149,7 +4405,21 @@
         <w:rPr>
           <w:color w:val="000000"/>
         </w:rPr>
-        <w:t>ASA tűzfal és NAT konfiguráció a perimeter védelem érdekében</w:t>
+        <w:t xml:space="preserve">ASA tűzfal és NAT konfiguráció a </w:t>
+      </w:r>
+      <w:proofErr w:type="spellStart"/>
+      <w:r>
+        <w:rPr>
+          <w:color w:val="000000"/>
+        </w:rPr>
+        <w:t>perimeter</w:t>
+      </w:r>
+      <w:proofErr w:type="spellEnd"/>
+      <w:r>
+        <w:rPr>
+          <w:color w:val="000000"/>
+        </w:rPr>
+        <w:t xml:space="preserve"> védelem érdekében</w:t>
       </w:r>
     </w:p>
     <w:p>
@@ -4168,11 +4438,47 @@
         <w:spacing w:after="80" w:line="360" w:lineRule="auto"/>
         <w:jc w:val="both"/>
       </w:pPr>
+      <w:proofErr w:type="spellStart"/>
       <w:r>
         <w:rPr>
           <w:color w:val="000000"/>
         </w:rPr>
-        <w:t>IPSec Site-to-Site VPN kialakítása az Engineering és Business kampuszok között</w:t>
+        <w:t>IPSec</w:t>
+      </w:r>
+      <w:proofErr w:type="spellEnd"/>
+      <w:r>
+        <w:rPr>
+          <w:color w:val="000000"/>
+        </w:rPr>
+        <w:t xml:space="preserve"> Site-</w:t>
+      </w:r>
+      <w:proofErr w:type="spellStart"/>
+      <w:r>
+        <w:rPr>
+          <w:color w:val="000000"/>
+        </w:rPr>
+        <w:t>to</w:t>
+      </w:r>
+      <w:proofErr w:type="spellEnd"/>
+      <w:r>
+        <w:rPr>
+          <w:color w:val="000000"/>
+        </w:rPr>
+        <w:t xml:space="preserve">-Site VPN kialakítása az </w:t>
+      </w:r>
+      <w:proofErr w:type="spellStart"/>
+      <w:r>
+        <w:rPr>
+          <w:color w:val="000000"/>
+        </w:rPr>
+        <w:t>Engineering</w:t>
+      </w:r>
+      <w:proofErr w:type="spellEnd"/>
+      <w:r>
+        <w:rPr>
+          <w:color w:val="000000"/>
+        </w:rPr>
+        <w:t xml:space="preserve"> és Business kampuszok között</w:t>
       </w:r>
     </w:p>
     <w:p>
@@ -4218,7 +4524,63 @@
         <w:rPr>
           <w:color w:val="000000"/>
         </w:rPr>
-        <w:t>Windows Server virtuális gép telepítése és konfigurálása (Active Directory, DNS, DHCP, File Services, Print Services, GPO)</w:t>
+        <w:t>Windows Server virtuális gép telepítése és konfigurálása (</w:t>
+      </w:r>
+      <w:proofErr w:type="spellStart"/>
+      <w:r>
+        <w:rPr>
+          <w:color w:val="000000"/>
+        </w:rPr>
+        <w:t>Active</w:t>
+      </w:r>
+      <w:proofErr w:type="spellEnd"/>
+      <w:r>
+        <w:rPr>
+          <w:color w:val="000000"/>
+        </w:rPr>
+        <w:t xml:space="preserve"> </w:t>
+      </w:r>
+      <w:proofErr w:type="spellStart"/>
+      <w:r>
+        <w:rPr>
+          <w:color w:val="000000"/>
+        </w:rPr>
+        <w:t>Directory</w:t>
+      </w:r>
+      <w:proofErr w:type="spellEnd"/>
+      <w:r>
+        <w:rPr>
+          <w:color w:val="000000"/>
+        </w:rPr>
+        <w:t xml:space="preserve">, DNS, DHCP, File </w:t>
+      </w:r>
+      <w:proofErr w:type="spellStart"/>
+      <w:r>
+        <w:rPr>
+          <w:color w:val="000000"/>
+        </w:rPr>
+        <w:t>Services</w:t>
+      </w:r>
+      <w:proofErr w:type="spellEnd"/>
+      <w:r>
+        <w:rPr>
+          <w:color w:val="000000"/>
+        </w:rPr>
+        <w:t xml:space="preserve">, Print </w:t>
+      </w:r>
+      <w:proofErr w:type="spellStart"/>
+      <w:r>
+        <w:rPr>
+          <w:color w:val="000000"/>
+        </w:rPr>
+        <w:t>Services</w:t>
+      </w:r>
+      <w:proofErr w:type="spellEnd"/>
+      <w:r>
+        <w:rPr>
+          <w:color w:val="000000"/>
+        </w:rPr>
+        <w:t>, GPO)</w:t>
       </w:r>
     </w:p>
     <w:p>
@@ -4242,7 +4604,21 @@
           <w:color w:val="000000"/>
         </w:rPr>
         <w:lastRenderedPageBreak/>
-        <w:t>Linux szerver virtuális gép telepítése és konfigurálása (Apache2 webszerver, automatizált rsync mentés)</w:t>
+        <w:t xml:space="preserve">Linux szerver virtuális gép telepítése és konfigurálása (Apache2 webszerver, automatizált </w:t>
+      </w:r>
+      <w:proofErr w:type="spellStart"/>
+      <w:r>
+        <w:rPr>
+          <w:color w:val="000000"/>
+        </w:rPr>
+        <w:t>rsync</w:t>
+      </w:r>
+      <w:proofErr w:type="spellEnd"/>
+      <w:r>
+        <w:rPr>
+          <w:color w:val="000000"/>
+        </w:rPr>
+        <w:t xml:space="preserve"> mentés)</w:t>
       </w:r>
     </w:p>
     <w:p>
@@ -4346,7 +4722,35 @@
         <w:rPr>
           <w:color w:val="000000"/>
         </w:rPr>
-        <w:t xml:space="preserve">SNMP-alapú hálózati menedzsment, NetFlow forgalomelemzés és Syslog-alapú naplózás bevezetése a folyamatos </w:t>
+        <w:t xml:space="preserve">SNMP-alapú hálózati menedzsment, </w:t>
+      </w:r>
+      <w:proofErr w:type="spellStart"/>
+      <w:r>
+        <w:rPr>
+          <w:color w:val="000000"/>
+        </w:rPr>
+        <w:t>NetFlow</w:t>
+      </w:r>
+      <w:proofErr w:type="spellEnd"/>
+      <w:r>
+        <w:rPr>
+          <w:color w:val="000000"/>
+        </w:rPr>
+        <w:t xml:space="preserve"> forgalomelemzés és </w:t>
+      </w:r>
+      <w:proofErr w:type="spellStart"/>
+      <w:r>
+        <w:rPr>
+          <w:color w:val="000000"/>
+        </w:rPr>
+        <w:t>Syslog</w:t>
+      </w:r>
+      <w:proofErr w:type="spellEnd"/>
+      <w:r>
+        <w:rPr>
+          <w:color w:val="000000"/>
+        </w:rPr>
+        <w:t xml:space="preserve">-alapú naplózás bevezetése a folyamatos </w:t>
       </w:r>
       <w:r>
         <w:t>monitorozás</w:t>
@@ -4441,8 +4845,21 @@
         <w:jc w:val="both"/>
       </w:pPr>
       <w:r>
-        <w:t>Cisco Packet Tracer</w:t>
-      </w:r>
+        <w:t xml:space="preserve">Cisco </w:t>
+      </w:r>
+      <w:proofErr w:type="spellStart"/>
+      <w:r>
+        <w:t>Packet</w:t>
+      </w:r>
+      <w:proofErr w:type="spellEnd"/>
+      <w:r>
+        <w:t xml:space="preserve"> </w:t>
+      </w:r>
+      <w:proofErr w:type="spellStart"/>
+      <w:r>
+        <w:t>Tracer</w:t>
+      </w:r>
+      <w:proofErr w:type="spellEnd"/>
     </w:p>
     <w:p>
       <w:pPr>
@@ -4464,7 +4881,49 @@
         <w:rPr>
           <w:color w:val="000000"/>
         </w:rPr>
-        <w:t>A Cisco Packet Tracer egy vizuális, interaktív hálózatszimulációs és vizualizációs eszköz, amelyet kimondottan oktatási célokra fejlesztett ki a Cisco Systems. Lehetővé teszi, hogy valódi fizikai eszközök nélkül is megvalósítsunk és teszteljunk összetett hálózati konfigurációkat. A projektben a 9.0.0-ás verziót használtuk.</w:t>
+        <w:t xml:space="preserve">A Cisco </w:t>
+      </w:r>
+      <w:proofErr w:type="spellStart"/>
+      <w:r>
+        <w:rPr>
+          <w:color w:val="000000"/>
+        </w:rPr>
+        <w:t>Packet</w:t>
+      </w:r>
+      <w:proofErr w:type="spellEnd"/>
+      <w:r>
+        <w:rPr>
+          <w:color w:val="000000"/>
+        </w:rPr>
+        <w:t xml:space="preserve"> </w:t>
+      </w:r>
+      <w:proofErr w:type="spellStart"/>
+      <w:r>
+        <w:rPr>
+          <w:color w:val="000000"/>
+        </w:rPr>
+        <w:t>Tracer</w:t>
+      </w:r>
+      <w:proofErr w:type="spellEnd"/>
+      <w:r>
+        <w:rPr>
+          <w:color w:val="000000"/>
+        </w:rPr>
+        <w:t xml:space="preserve"> egy vizuális, interaktív hálózatszimulációs és vizualizációs eszköz, amelyet kimondottan oktatási célokra fejlesztett ki a Cisco Systems. Lehetővé teszi, hogy valódi fizikai eszközök nélkül is megvalósítsunk és </w:t>
+      </w:r>
+      <w:proofErr w:type="spellStart"/>
+      <w:r>
+        <w:rPr>
+          <w:color w:val="000000"/>
+        </w:rPr>
+        <w:t>teszteljunk</w:t>
+      </w:r>
+      <w:proofErr w:type="spellEnd"/>
+      <w:r>
+        <w:rPr>
+          <w:color w:val="000000"/>
+        </w:rPr>
+        <w:t xml:space="preserve"> összetett hálózati konfigurációkat. A projektben a 9.0.0-ás verziót használtuk.</w:t>
       </w:r>
     </w:p>
     <w:p>
@@ -4487,7 +4946,21 @@
         <w:rPr>
           <w:color w:val="000000"/>
         </w:rPr>
-        <w:t>Valódi Cisco IOS parancssori felület használata – ami valósághű körülményeket biztosít a konfiguráció és hibaelárítás területén</w:t>
+        <w:t xml:space="preserve">Valódi Cisco IOS parancssori felület használata – ami valósághű körülményeket biztosít a konfiguráció és </w:t>
+      </w:r>
+      <w:proofErr w:type="spellStart"/>
+      <w:r>
+        <w:rPr>
+          <w:color w:val="000000"/>
+        </w:rPr>
+        <w:t>hibaelárítás</w:t>
+      </w:r>
+      <w:proofErr w:type="spellEnd"/>
+      <w:r>
+        <w:rPr>
+          <w:color w:val="000000"/>
+        </w:rPr>
+        <w:t xml:space="preserve"> területén</w:t>
       </w:r>
     </w:p>
     <w:p>
@@ -4515,8 +4988,13 @@
       <w:bookmarkStart w:id="7" w:name="_4aqm64vb8ari" w:colFirst="0" w:colLast="0"/>
       <w:bookmarkStart w:id="8" w:name="_Toc222509951"/>
       <w:bookmarkEnd w:id="7"/>
-      <w:r>
-        <w:t>Virtualizációs szoftver</w:t>
+      <w:proofErr w:type="spellStart"/>
+      <w:r>
+        <w:t>Virtualizációs</w:t>
+      </w:r>
+      <w:proofErr w:type="spellEnd"/>
+      <w:r>
+        <w:t xml:space="preserve"> szoftver</w:t>
       </w:r>
       <w:bookmarkEnd w:id="8"/>
     </w:p>
@@ -4526,8 +5004,13 @@
         <w:jc w:val="both"/>
       </w:pPr>
       <w:r>
-        <w:t>Oracle VirtualBox</w:t>
-      </w:r>
+        <w:t xml:space="preserve">Oracle </w:t>
+      </w:r>
+      <w:proofErr w:type="spellStart"/>
+      <w:r>
+        <w:t>VirtualBox</w:t>
+      </w:r>
+      <w:proofErr w:type="spellEnd"/>
     </w:p>
     <w:p>
       <w:pPr>
@@ -4549,7 +5032,49 @@
         <w:rPr>
           <w:color w:val="000000"/>
         </w:rPr>
-        <w:t>A VirtualBox egy nyilt forráskódú, ingyenes x86 és AMD64/Intel64 virtualizációs szoftver, amely lehetővé teszi, hogy egyetlen fizikai számítógépen több virtuális gép fusson egyszerre</w:t>
+        <w:t xml:space="preserve">A </w:t>
+      </w:r>
+      <w:proofErr w:type="spellStart"/>
+      <w:r>
+        <w:rPr>
+          <w:color w:val="000000"/>
+        </w:rPr>
+        <w:t>VirtualBox</w:t>
+      </w:r>
+      <w:proofErr w:type="spellEnd"/>
+      <w:r>
+        <w:rPr>
+          <w:color w:val="000000"/>
+        </w:rPr>
+        <w:t xml:space="preserve"> egy </w:t>
+      </w:r>
+      <w:proofErr w:type="spellStart"/>
+      <w:r>
+        <w:rPr>
+          <w:color w:val="000000"/>
+        </w:rPr>
+        <w:t>nyilt</w:t>
+      </w:r>
+      <w:proofErr w:type="spellEnd"/>
+      <w:r>
+        <w:rPr>
+          <w:color w:val="000000"/>
+        </w:rPr>
+        <w:t xml:space="preserve"> forráskódú, ingyenes x86 és AMD64/Intel64 </w:t>
+      </w:r>
+      <w:proofErr w:type="spellStart"/>
+      <w:r>
+        <w:rPr>
+          <w:color w:val="000000"/>
+        </w:rPr>
+        <w:t>virtualizációs</w:t>
+      </w:r>
+      <w:proofErr w:type="spellEnd"/>
+      <w:r>
+        <w:rPr>
+          <w:color w:val="000000"/>
+        </w:rPr>
+        <w:t xml:space="preserve"> szoftver, amely lehetővé teszi, hogy egyetlen fizikai számítógépen több virtuális gép fusson egyszerre</w:t>
       </w:r>
     </w:p>
     <w:p>
@@ -4572,7 +5097,21 @@
         <w:rPr>
           <w:color w:val="000000"/>
         </w:rPr>
-        <w:t>A projektben a VirtualBox két virtuális gépnek ad otthont: a Windows Server alapút képező MAIN-WINSRV01-nek és a Linux alapú ENG-LINSRV01-nek</w:t>
+        <w:t xml:space="preserve">A projektben a </w:t>
+      </w:r>
+      <w:proofErr w:type="spellStart"/>
+      <w:r>
+        <w:rPr>
+          <w:color w:val="000000"/>
+        </w:rPr>
+        <w:t>VirtualBox</w:t>
+      </w:r>
+      <w:proofErr w:type="spellEnd"/>
+      <w:r>
+        <w:rPr>
+          <w:color w:val="000000"/>
+        </w:rPr>
+        <w:t xml:space="preserve"> két virtuális gépnek ad otthont: a Windows Server alapút képező MAIN-WINSRV01-nek és a Linux alapú ENG-LINSRV01-nek</w:t>
       </w:r>
       <w:r>
         <w:rPr>
@@ -4626,10 +5165,12 @@
         <w:spacing w:after="160" w:line="360" w:lineRule="auto"/>
         <w:jc w:val="both"/>
       </w:pPr>
+      <w:proofErr w:type="spellStart"/>
       <w:r>
         <w:lastRenderedPageBreak/>
         <w:t>Jira</w:t>
       </w:r>
+      <w:proofErr w:type="spellEnd"/>
     </w:p>
     <w:p>
       <w:pPr>
@@ -4648,7 +5189,39 @@
         <w:jc w:val="both"/>
       </w:pPr>
       <w:r>
-        <w:t>A Jira az Atlassian által fejlesztett, széles körben elterjedt projekt- és feladatkezelő szoftver, amely elsősorban szoftverfejlesztési és IT-projektekhez készült, de általános projektmenedzsmentre is kiválóan alkalmazható. A webalapú Atlassian-felületen keresztül sprint alapú tervezést, feladatkiosztást, prioritizálást és haladáskövetést végeztünk, amely átlátható képet biztosított a csapat számára az aktuális teendőkről és a projekt előrehaladásáról.</w:t>
+        <w:t xml:space="preserve">A </w:t>
+      </w:r>
+      <w:proofErr w:type="spellStart"/>
+      <w:r>
+        <w:t>Jira</w:t>
+      </w:r>
+      <w:proofErr w:type="spellEnd"/>
+      <w:r>
+        <w:t xml:space="preserve"> az </w:t>
+      </w:r>
+      <w:proofErr w:type="spellStart"/>
+      <w:r>
+        <w:t>Atlassian</w:t>
+      </w:r>
+      <w:proofErr w:type="spellEnd"/>
+      <w:r>
+        <w:t xml:space="preserve"> által fejlesztett, széles körben elterjedt projekt- és feladatkezelő szoftver, amely elsősorban szoftverfejlesztési és IT-projektekhez készült, de általános projektmenedzsmentre is kiválóan alkalmazható. A webalapú </w:t>
+      </w:r>
+      <w:proofErr w:type="spellStart"/>
+      <w:r>
+        <w:t>Atlassian</w:t>
+      </w:r>
+      <w:proofErr w:type="spellEnd"/>
+      <w:r>
+        <w:t xml:space="preserve">-felületen keresztül sprint alapú tervezést, feladatkiosztást, </w:t>
+      </w:r>
+      <w:proofErr w:type="spellStart"/>
+      <w:r>
+        <w:t>prioritizálást</w:t>
+      </w:r>
+      <w:proofErr w:type="spellEnd"/>
+      <w:r>
+        <w:t xml:space="preserve"> és haladáskövetést végeztünk, amely átlátható képet biztosított a csapat számára az aktuális teendőkről és a projekt előrehaladásáról.</w:t>
       </w:r>
     </w:p>
     <w:p>
@@ -4656,9 +5229,11 @@
         <w:spacing w:after="160" w:line="360" w:lineRule="auto"/>
         <w:jc w:val="both"/>
       </w:pPr>
+      <w:proofErr w:type="spellStart"/>
       <w:r>
         <w:t>Git</w:t>
       </w:r>
+      <w:proofErr w:type="spellEnd"/>
     </w:p>
     <w:p>
       <w:pPr>
@@ -4680,7 +5255,21 @@
         <w:rPr>
           <w:color w:val="000000"/>
         </w:rPr>
-        <w:t xml:space="preserve">A Git egy verziókezelő rendszer, amely a kód </w:t>
+        <w:t xml:space="preserve">A </w:t>
+      </w:r>
+      <w:proofErr w:type="spellStart"/>
+      <w:r>
+        <w:rPr>
+          <w:color w:val="000000"/>
+        </w:rPr>
+        <w:t>Git</w:t>
+      </w:r>
+      <w:proofErr w:type="spellEnd"/>
+      <w:r>
+        <w:rPr>
+          <w:color w:val="000000"/>
+        </w:rPr>
+        <w:t xml:space="preserve"> egy verziókezelő rendszer, amely a kód </w:t>
       </w:r>
       <w:r>
         <w:t>változásainak</w:t>
@@ -4697,9 +5286,11 @@
         <w:spacing w:after="160" w:line="360" w:lineRule="auto"/>
         <w:jc w:val="both"/>
       </w:pPr>
+      <w:proofErr w:type="spellStart"/>
       <w:r>
         <w:t>Discord</w:t>
       </w:r>
+      <w:proofErr w:type="spellEnd"/>
     </w:p>
     <w:p>
       <w:pPr>
@@ -4721,7 +5312,21 @@
         <w:rPr>
           <w:color w:val="000000"/>
         </w:rPr>
-        <w:t xml:space="preserve">A Discord egy többfunkciós kommunikációs platform, amelyet hang-, video- és szöveges kommunikációra használtunk a csapatmunka során. A megbeszélések, képernyőmegosztás és </w:t>
+        <w:t xml:space="preserve">A </w:t>
+      </w:r>
+      <w:proofErr w:type="spellStart"/>
+      <w:r>
+        <w:rPr>
+          <w:color w:val="000000"/>
+        </w:rPr>
+        <w:t>Discord</w:t>
+      </w:r>
+      <w:proofErr w:type="spellEnd"/>
+      <w:r>
+        <w:rPr>
+          <w:color w:val="000000"/>
+        </w:rPr>
+        <w:t xml:space="preserve"> egy többfunkciós kommunikációs platform, amelyet hang-, video- és szöveges kommunikációra használtunk a csapatmunka során. A megbeszélések, képernyőmegosztás és </w:t>
       </w:r>
       <w:r>
         <w:t>egyéb kommunikációs tevékenységek</w:t>
@@ -4762,6 +5367,7 @@
         </w:rPr>
       </w:pPr>
       <w:bookmarkStart w:id="11" w:name="_Toc222509954"/>
+      <w:proofErr w:type="spellStart"/>
       <w:r>
         <w:rPr>
           <w:u w:val="single"/>
@@ -4769,6 +5375,7 @@
         <w:t>Scrum</w:t>
       </w:r>
       <w:bookmarkEnd w:id="11"/>
+      <w:proofErr w:type="spellEnd"/>
     </w:p>
     <w:p>
       <w:pPr>
@@ -4790,7 +5397,49 @@
         <w:rPr>
           <w:color w:val="000000"/>
         </w:rPr>
-        <w:t xml:space="preserve">A Scrum adaptív megközelítést támogat, lehetové téve a csapatnak, hogy gyorsan reagaljon a változásokra. Minden sprint elején az </w:t>
+        <w:t xml:space="preserve">A </w:t>
+      </w:r>
+      <w:proofErr w:type="spellStart"/>
+      <w:r>
+        <w:rPr>
+          <w:color w:val="000000"/>
+        </w:rPr>
+        <w:t>Scrum</w:t>
+      </w:r>
+      <w:proofErr w:type="spellEnd"/>
+      <w:r>
+        <w:rPr>
+          <w:color w:val="000000"/>
+        </w:rPr>
+        <w:t xml:space="preserve"> adaptív megközelítést támogat, </w:t>
+      </w:r>
+      <w:proofErr w:type="spellStart"/>
+      <w:r>
+        <w:rPr>
+          <w:color w:val="000000"/>
+        </w:rPr>
+        <w:t>lehetové</w:t>
+      </w:r>
+      <w:proofErr w:type="spellEnd"/>
+      <w:r>
+        <w:rPr>
+          <w:color w:val="000000"/>
+        </w:rPr>
+        <w:t xml:space="preserve"> téve a csapatnak, hogy gyorsan </w:t>
+      </w:r>
+      <w:proofErr w:type="spellStart"/>
+      <w:r>
+        <w:rPr>
+          <w:color w:val="000000"/>
+        </w:rPr>
+        <w:t>reagaljon</w:t>
+      </w:r>
+      <w:proofErr w:type="spellEnd"/>
+      <w:r>
+        <w:rPr>
+          <w:color w:val="000000"/>
+        </w:rPr>
+        <w:t xml:space="preserve"> a változásokra. Minden sprint elején az </w:t>
       </w:r>
       <w:r>
         <w:t>elvégzendő</w:t>
@@ -4822,7 +5471,21 @@
         <w:rPr>
           <w:color w:val="000000"/>
         </w:rPr>
-        <w:t>A Scrum támogatja a csapatmunkát azáltal, hogy világos szerepköröket és felelősségeket határoz meg.</w:t>
+        <w:t xml:space="preserve">A </w:t>
+      </w:r>
+      <w:proofErr w:type="spellStart"/>
+      <w:r>
+        <w:rPr>
+          <w:color w:val="000000"/>
+        </w:rPr>
+        <w:t>Scrum</w:t>
+      </w:r>
+      <w:proofErr w:type="spellEnd"/>
+      <w:r>
+        <w:rPr>
+          <w:color w:val="000000"/>
+        </w:rPr>
+        <w:t xml:space="preserve"> támogatja a csapatmunkát azáltal, hogy világos szerepköröket és felelősségeket határoz meg.</w:t>
       </w:r>
     </w:p>
     <w:p>
@@ -4845,7 +5508,21 @@
         <w:rPr>
           <w:color w:val="000000"/>
         </w:rPr>
-        <w:t xml:space="preserve">A Product Backlog tartalmazza az összes funkciót, fejlesztést és javítást, amelyek prioritás szerint rendezve állnak. A csapat mindig pontos képpel rendelkezik a </w:t>
+        <w:t xml:space="preserve">A </w:t>
+      </w:r>
+      <w:proofErr w:type="spellStart"/>
+      <w:r>
+        <w:rPr>
+          <w:color w:val="000000"/>
+        </w:rPr>
+        <w:t>Product</w:t>
+      </w:r>
+      <w:proofErr w:type="spellEnd"/>
+      <w:r>
+        <w:rPr>
+          <w:color w:val="000000"/>
+        </w:rPr>
+        <w:t xml:space="preserve"> Backlog tartalmazza az összes funkciót, fejlesztést és javítást, amelyek prioritás szerint rendezve állnak. A csapat mindig pontos képpel rendelkezik a </w:t>
       </w:r>
       <w:r>
         <w:t>haladásról</w:t>
@@ -4890,6 +5567,7 @@
           <w:bCs/>
           <w:i/>
           <w:iCs/>
+          <w:noProof/>
           <w:color w:val="CC0000"/>
         </w:rPr>
         <w:drawing>
@@ -4981,7 +5659,21 @@
         <w:rPr>
           <w:color w:val="000000"/>
         </w:rPr>
-        <w:t>A hálózat három kampuszból áll: Main Campus (főkampusz), Engineering Campus (mérnöki kampusz) és Business Campus (üzleti kampusz)</w:t>
+        <w:t xml:space="preserve">A hálózat három kampuszból áll: Main Campus (főkampusz), </w:t>
+      </w:r>
+      <w:proofErr w:type="spellStart"/>
+      <w:r>
+        <w:rPr>
+          <w:color w:val="000000"/>
+        </w:rPr>
+        <w:t>Engineering</w:t>
+      </w:r>
+      <w:proofErr w:type="spellEnd"/>
+      <w:r>
+        <w:rPr>
+          <w:color w:val="000000"/>
+        </w:rPr>
+        <w:t xml:space="preserve"> Campus (mérnöki kampusz) és Business Campus (üzleti kampusz)</w:t>
       </w:r>
     </w:p>
     <w:p>
@@ -5004,7 +5696,21 @@
         <w:rPr>
           <w:color w:val="000000"/>
         </w:rPr>
-        <w:t>Minden kampuszon belül négy router (R1–R4) alkotja a gerincet teljes hálós (full-mesh) topológiában</w:t>
+        <w:t>Minden kampuszon belül négy router (R1–R4) alkotja a gerincet teljes hálós (</w:t>
+      </w:r>
+      <w:proofErr w:type="spellStart"/>
+      <w:r>
+        <w:rPr>
+          <w:color w:val="000000"/>
+        </w:rPr>
+        <w:t>full-mesh</w:t>
+      </w:r>
+      <w:proofErr w:type="spellEnd"/>
+      <w:r>
+        <w:rPr>
+          <w:color w:val="000000"/>
+        </w:rPr>
+        <w:t>) topológiában</w:t>
       </w:r>
     </w:p>
     <w:p>
@@ -5050,7 +5756,21 @@
         <w:rPr>
           <w:color w:val="000000"/>
         </w:rPr>
-        <w:t>A hálózat teljes egészében dual-stack IPv4/IPv6 protokollt alkalmaz VLSM címzéssel</w:t>
+        <w:t xml:space="preserve">A hálózat teljes egészében </w:t>
+      </w:r>
+      <w:proofErr w:type="spellStart"/>
+      <w:r>
+        <w:rPr>
+          <w:color w:val="000000"/>
+        </w:rPr>
+        <w:t>dual-stack</w:t>
+      </w:r>
+      <w:proofErr w:type="spellEnd"/>
+      <w:r>
+        <w:rPr>
+          <w:color w:val="000000"/>
+        </w:rPr>
+        <w:t xml:space="preserve"> IPv4/IPv6 protokollt alkalmaz VLSM címzéssel</w:t>
       </w:r>
     </w:p>
     <w:p>
@@ -5073,7 +5793,35 @@
         <w:rPr>
           <w:color w:val="000000"/>
         </w:rPr>
-        <w:t>Mindhárom kampuszon hat VLAN van kialakítva: VLAN 10 (dolgozók), VLAN 20 (laborok), VLAN 30 (nyomtatók), VLAN 40 (szerverek), VLAN 50 (wifi vendeg), VLAN 60 (wifi admin)</w:t>
+        <w:t xml:space="preserve">Mindhárom kampuszon hat VLAN van kialakítva: VLAN 10 (dolgozók), VLAN 20 (laborok), VLAN 30 (nyomtatók), VLAN 40 (szerverek), VLAN 50 (wifi </w:t>
+      </w:r>
+      <w:proofErr w:type="spellStart"/>
+      <w:r>
+        <w:rPr>
+          <w:color w:val="000000"/>
+        </w:rPr>
+        <w:t>vendeg</w:t>
+      </w:r>
+      <w:proofErr w:type="spellEnd"/>
+      <w:r>
+        <w:rPr>
+          <w:color w:val="000000"/>
+        </w:rPr>
+        <w:t xml:space="preserve">), VLAN 60 (wifi </w:t>
+      </w:r>
+      <w:proofErr w:type="spellStart"/>
+      <w:r>
+        <w:rPr>
+          <w:color w:val="000000"/>
+        </w:rPr>
+        <w:t>admin</w:t>
+      </w:r>
+      <w:proofErr w:type="spellEnd"/>
+      <w:r>
+        <w:rPr>
+          <w:color w:val="000000"/>
+        </w:rPr>
+        <w:t>)</w:t>
       </w:r>
     </w:p>
     <w:p>
@@ -5146,7 +5894,23 @@
       </w:pPr>
       <w:r>
         <w:lastRenderedPageBreak/>
-        <w:t>A Main Campus a háromkampuszos hálózat központi eleme, amelyen a Windows Server (MAIN-WINSRV01) is üzemel. Négy router (MC-R1, MC-R2, MC-R3, MC-R4) alkotja a kampusz gerincet full-mesh topológiában. Az MC-R1 a főkampusz kilépő routere, amely WAN linkeken keresztül kapcsolódik az Engineering és Business kampuszok R1 routereihez.</w:t>
+        <w:t xml:space="preserve">A Main Campus a háromkampuszos hálózat központi eleme, amelyen a Windows Server (MAIN-WINSRV01) is üzemel. Négy router (MC-R1, MC-R2, MC-R3, MC-R4) alkotja a kampusz gerincet </w:t>
+      </w:r>
+      <w:proofErr w:type="spellStart"/>
+      <w:r>
+        <w:t>full-mesh</w:t>
+      </w:r>
+      <w:proofErr w:type="spellEnd"/>
+      <w:r>
+        <w:t xml:space="preserve"> topológiában. Az MC-R1 a főkampusz kilépő routere, amely WAN linkeken keresztül kapcsolódik az </w:t>
+      </w:r>
+      <w:proofErr w:type="spellStart"/>
+      <w:r>
+        <w:t>Engineering</w:t>
+      </w:r>
+      <w:proofErr w:type="spellEnd"/>
+      <w:r>
+        <w:t xml:space="preserve"> és Business kampuszok R1 routereihez.</w:t>
       </w:r>
     </w:p>
     <w:p>
@@ -5484,7 +6248,23 @@
                 <w:sz w:val="20"/>
                 <w:szCs w:val="20"/>
               </w:rPr>
-              <w:t>VLAN 10 (Staff)</w:t>
+              <w:t>VLAN 10 (</w:t>
+            </w:r>
+            <w:proofErr w:type="spellStart"/>
+            <w:r>
+              <w:rPr>
+                <w:sz w:val="20"/>
+                <w:szCs w:val="20"/>
+              </w:rPr>
+              <w:t>Staff</w:t>
+            </w:r>
+            <w:proofErr w:type="spellEnd"/>
+            <w:r>
+              <w:rPr>
+                <w:sz w:val="20"/>
+                <w:szCs w:val="20"/>
+              </w:rPr>
+              <w:t>)</w:t>
             </w:r>
           </w:p>
         </w:tc>
@@ -5661,7 +6441,23 @@
                 <w:sz w:val="20"/>
                 <w:szCs w:val="20"/>
               </w:rPr>
-              <w:t>VLAN 20 (Lab)</w:t>
+              <w:t>VLAN 20 (</w:t>
+            </w:r>
+            <w:proofErr w:type="spellStart"/>
+            <w:r>
+              <w:rPr>
+                <w:sz w:val="20"/>
+                <w:szCs w:val="20"/>
+              </w:rPr>
+              <w:t>Lab</w:t>
+            </w:r>
+            <w:proofErr w:type="spellEnd"/>
+            <w:r>
+              <w:rPr>
+                <w:sz w:val="20"/>
+                <w:szCs w:val="20"/>
+              </w:rPr>
+              <w:t>)</w:t>
             </w:r>
           </w:p>
         </w:tc>
@@ -6192,7 +6988,23 @@
                 <w:sz w:val="20"/>
                 <w:szCs w:val="20"/>
               </w:rPr>
-              <w:t>VLAN 50 (WiFi vendeg)</w:t>
+              <w:t xml:space="preserve">VLAN 50 (WiFi </w:t>
+            </w:r>
+            <w:proofErr w:type="spellStart"/>
+            <w:r>
+              <w:rPr>
+                <w:sz w:val="20"/>
+                <w:szCs w:val="20"/>
+              </w:rPr>
+              <w:t>vendeg</w:t>
+            </w:r>
+            <w:proofErr w:type="spellEnd"/>
+            <w:r>
+              <w:rPr>
+                <w:sz w:val="20"/>
+                <w:szCs w:val="20"/>
+              </w:rPr>
+              <w:t>)</w:t>
             </w:r>
           </w:p>
         </w:tc>
@@ -6369,7 +7181,23 @@
                 <w:sz w:val="20"/>
                 <w:szCs w:val="20"/>
               </w:rPr>
-              <w:t>VLAN 60 (WiFi admin)</w:t>
+              <w:t xml:space="preserve">VLAN 60 (WiFi </w:t>
+            </w:r>
+            <w:proofErr w:type="spellStart"/>
+            <w:r>
+              <w:rPr>
+                <w:sz w:val="20"/>
+                <w:szCs w:val="20"/>
+              </w:rPr>
+              <w:t>admin</w:t>
+            </w:r>
+            <w:proofErr w:type="spellEnd"/>
+            <w:r>
+              <w:rPr>
+                <w:sz w:val="20"/>
+                <w:szCs w:val="20"/>
+              </w:rPr>
+              <w:t>)</w:t>
             </w:r>
           </w:p>
         </w:tc>
@@ -7606,11 +8434,19 @@
         </w:rPr>
       </w:pPr>
       <w:bookmarkStart w:id="16" w:name="_Toc222509959"/>
+      <w:proofErr w:type="spellStart"/>
       <w:r>
         <w:rPr>
           <w:u w:val="single"/>
         </w:rPr>
-        <w:t>Engineering Campus (Mérnöki kampusz)</w:t>
+        <w:t>Engineering</w:t>
+      </w:r>
+      <w:proofErr w:type="spellEnd"/>
+      <w:r>
+        <w:rPr>
+          <w:u w:val="single"/>
+        </w:rPr>
+        <w:t xml:space="preserve"> Campus (Mérnöki kampusz)</w:t>
       </w:r>
       <w:bookmarkEnd w:id="16"/>
     </w:p>
@@ -7621,7 +8457,47 @@
       </w:pPr>
       <w:r>
         <w:lastRenderedPageBreak/>
-        <w:t>Az Engineering Campus a műszaki és mérnöki karoknak ad otthont, és a Linux szerver (ENG-LINSRV01) Packet Tracer-beli megfelelője (EC-WEB_S) is itt található. Az EC-R1 a WAN linken keresztül kapcsolódik az MC-R1 és BC-R1 routerekhez, és az IPSec VPN tunnel egyik végpontja is itt van.</w:t>
+        <w:t xml:space="preserve">Az </w:t>
+      </w:r>
+      <w:proofErr w:type="spellStart"/>
+      <w:r>
+        <w:t>Engineering</w:t>
+      </w:r>
+      <w:proofErr w:type="spellEnd"/>
+      <w:r>
+        <w:t xml:space="preserve"> Campus a műszaki és mérnöki karoknak ad otthont, és a Linux szerver (ENG-LINSRV01) </w:t>
+      </w:r>
+      <w:proofErr w:type="spellStart"/>
+      <w:r>
+        <w:t>Packet</w:t>
+      </w:r>
+      <w:proofErr w:type="spellEnd"/>
+      <w:r>
+        <w:t xml:space="preserve"> </w:t>
+      </w:r>
+      <w:proofErr w:type="spellStart"/>
+      <w:r>
+        <w:t>Tracer-beli</w:t>
+      </w:r>
+      <w:proofErr w:type="spellEnd"/>
+      <w:r>
+        <w:t xml:space="preserve"> megfelelője (EC-WEB_S) is itt található. Az EC-R1 a WAN linken keresztül kapcsolódik az MC-R1 és BC-R1 routerekhez, és az </w:t>
+      </w:r>
+      <w:proofErr w:type="spellStart"/>
+      <w:r>
+        <w:t>IPSec</w:t>
+      </w:r>
+      <w:proofErr w:type="spellEnd"/>
+      <w:r>
+        <w:t xml:space="preserve"> VPN </w:t>
+      </w:r>
+      <w:proofErr w:type="spellStart"/>
+      <w:r>
+        <w:t>tunnel</w:t>
+      </w:r>
+      <w:proofErr w:type="spellEnd"/>
+      <w:r>
+        <w:t xml:space="preserve"> egyik végpontja is itt van.</w:t>
       </w:r>
     </w:p>
     <w:p>
@@ -7732,8 +8608,13 @@
         <w:spacing w:line="360" w:lineRule="auto"/>
       </w:pPr>
       <w:bookmarkStart w:id="17" w:name="_Toc222509960"/>
-      <w:r>
-        <w:t>Engineering Campus IP címzési táblázat</w:t>
+      <w:proofErr w:type="spellStart"/>
+      <w:r>
+        <w:t>Engineering</w:t>
+      </w:r>
+      <w:proofErr w:type="spellEnd"/>
+      <w:r>
+        <w:t xml:space="preserve"> Campus IP címzési táblázat</w:t>
       </w:r>
       <w:bookmarkEnd w:id="17"/>
     </w:p>
@@ -7959,7 +8840,23 @@
                 <w:sz w:val="20"/>
                 <w:szCs w:val="20"/>
               </w:rPr>
-              <w:t>VLAN 10 (Staff)</w:t>
+              <w:t>VLAN 10 (</w:t>
+            </w:r>
+            <w:proofErr w:type="spellStart"/>
+            <w:r>
+              <w:rPr>
+                <w:sz w:val="20"/>
+                <w:szCs w:val="20"/>
+              </w:rPr>
+              <w:t>Staff</w:t>
+            </w:r>
+            <w:proofErr w:type="spellEnd"/>
+            <w:r>
+              <w:rPr>
+                <w:sz w:val="20"/>
+                <w:szCs w:val="20"/>
+              </w:rPr>
+              <w:t>)</w:t>
             </w:r>
           </w:p>
         </w:tc>
@@ -8136,7 +9033,23 @@
                 <w:sz w:val="20"/>
                 <w:szCs w:val="20"/>
               </w:rPr>
-              <w:t>VLAN 20 (Lab)</w:t>
+              <w:t>VLAN 20 (</w:t>
+            </w:r>
+            <w:proofErr w:type="spellStart"/>
+            <w:r>
+              <w:rPr>
+                <w:sz w:val="20"/>
+                <w:szCs w:val="20"/>
+              </w:rPr>
+              <w:t>Lab</w:t>
+            </w:r>
+            <w:proofErr w:type="spellEnd"/>
+            <w:r>
+              <w:rPr>
+                <w:sz w:val="20"/>
+                <w:szCs w:val="20"/>
+              </w:rPr>
+              <w:t>)</w:t>
             </w:r>
           </w:p>
         </w:tc>
@@ -8667,7 +9580,23 @@
                 <w:sz w:val="20"/>
                 <w:szCs w:val="20"/>
               </w:rPr>
-              <w:t>VLAN 50 (WiFi vendeg)</w:t>
+              <w:t xml:space="preserve">VLAN 50 (WiFi </w:t>
+            </w:r>
+            <w:proofErr w:type="spellStart"/>
+            <w:r>
+              <w:rPr>
+                <w:sz w:val="20"/>
+                <w:szCs w:val="20"/>
+              </w:rPr>
+              <w:t>vendeg</w:t>
+            </w:r>
+            <w:proofErr w:type="spellEnd"/>
+            <w:r>
+              <w:rPr>
+                <w:sz w:val="20"/>
+                <w:szCs w:val="20"/>
+              </w:rPr>
+              <w:t>)</w:t>
             </w:r>
           </w:p>
         </w:tc>
@@ -8844,7 +9773,23 @@
                 <w:sz w:val="20"/>
                 <w:szCs w:val="20"/>
               </w:rPr>
-              <w:t>VLAN 60 (WiFi admin)</w:t>
+              <w:t xml:space="preserve">VLAN 60 (WiFi </w:t>
+            </w:r>
+            <w:proofErr w:type="spellStart"/>
+            <w:r>
+              <w:rPr>
+                <w:sz w:val="20"/>
+                <w:szCs w:val="20"/>
+              </w:rPr>
+              <w:t>admin</w:t>
+            </w:r>
+            <w:proofErr w:type="spellEnd"/>
+            <w:r>
+              <w:rPr>
+                <w:sz w:val="20"/>
+                <w:szCs w:val="20"/>
+              </w:rPr>
+              <w:t>)</w:t>
             </w:r>
           </w:p>
         </w:tc>
@@ -10101,7 +11046,23 @@
       </w:pPr>
       <w:r>
         <w:lastRenderedPageBreak/>
-        <w:t>A Business Campus az üzleti és gazdaságtudományi karoknak ad otthont. A BC-R1 az MC-R1-hez és az EC-R1-hez is csatlakozik WAN linkeken keresztül, és az IPSec VPN tunnel másik végpontja is ezen a kampuszon található.</w:t>
+        <w:t xml:space="preserve">A Business Campus az üzleti és gazdaságtudományi karoknak ad otthont. A BC-R1 az MC-R1-hez és az EC-R1-hez is csatlakozik WAN linkeken keresztül, és az </w:t>
+      </w:r>
+      <w:proofErr w:type="spellStart"/>
+      <w:r>
+        <w:t>IPSec</w:t>
+      </w:r>
+      <w:proofErr w:type="spellEnd"/>
+      <w:r>
+        <w:t xml:space="preserve"> VPN </w:t>
+      </w:r>
+      <w:proofErr w:type="spellStart"/>
+      <w:r>
+        <w:t>tunnel</w:t>
+      </w:r>
+      <w:proofErr w:type="spellEnd"/>
+      <w:r>
+        <w:t xml:space="preserve"> másik végpontja is ezen a kampuszon található.</w:t>
       </w:r>
     </w:p>
     <w:p>
@@ -10440,7 +11401,23 @@
                 <w:sz w:val="20"/>
                 <w:szCs w:val="20"/>
               </w:rPr>
-              <w:t>VLAN 10 (Staff)</w:t>
+              <w:t>VLAN 10 (</w:t>
+            </w:r>
+            <w:proofErr w:type="spellStart"/>
+            <w:r>
+              <w:rPr>
+                <w:sz w:val="20"/>
+                <w:szCs w:val="20"/>
+              </w:rPr>
+              <w:t>Staff</w:t>
+            </w:r>
+            <w:proofErr w:type="spellEnd"/>
+            <w:r>
+              <w:rPr>
+                <w:sz w:val="20"/>
+                <w:szCs w:val="20"/>
+              </w:rPr>
+              <w:t>)</w:t>
             </w:r>
           </w:p>
         </w:tc>
@@ -10617,7 +11594,23 @@
                 <w:sz w:val="20"/>
                 <w:szCs w:val="20"/>
               </w:rPr>
-              <w:t>VLAN 20 (Lab)</w:t>
+              <w:t>VLAN 20 (</w:t>
+            </w:r>
+            <w:proofErr w:type="spellStart"/>
+            <w:r>
+              <w:rPr>
+                <w:sz w:val="20"/>
+                <w:szCs w:val="20"/>
+              </w:rPr>
+              <w:t>Lab</w:t>
+            </w:r>
+            <w:proofErr w:type="spellEnd"/>
+            <w:r>
+              <w:rPr>
+                <w:sz w:val="20"/>
+                <w:szCs w:val="20"/>
+              </w:rPr>
+              <w:t>)</w:t>
             </w:r>
           </w:p>
         </w:tc>
@@ -11148,7 +12141,23 @@
                 <w:sz w:val="20"/>
                 <w:szCs w:val="20"/>
               </w:rPr>
-              <w:t>VLAN 50 (WiFi vendeg)</w:t>
+              <w:t xml:space="preserve">VLAN 50 (WiFi </w:t>
+            </w:r>
+            <w:proofErr w:type="spellStart"/>
+            <w:r>
+              <w:rPr>
+                <w:sz w:val="20"/>
+                <w:szCs w:val="20"/>
+              </w:rPr>
+              <w:t>vendeg</w:t>
+            </w:r>
+            <w:proofErr w:type="spellEnd"/>
+            <w:r>
+              <w:rPr>
+                <w:sz w:val="20"/>
+                <w:szCs w:val="20"/>
+              </w:rPr>
+              <w:t>)</w:t>
             </w:r>
           </w:p>
         </w:tc>
@@ -11325,7 +12334,23 @@
                 <w:sz w:val="20"/>
                 <w:szCs w:val="20"/>
               </w:rPr>
-              <w:t>VLAN 60 (WiFi admin)</w:t>
+              <w:t xml:space="preserve">VLAN 60 (WiFi </w:t>
+            </w:r>
+            <w:proofErr w:type="spellStart"/>
+            <w:r>
+              <w:rPr>
+                <w:sz w:val="20"/>
+                <w:szCs w:val="20"/>
+              </w:rPr>
+              <w:t>admin</w:t>
+            </w:r>
+            <w:proofErr w:type="spellEnd"/>
+            <w:r>
+              <w:rPr>
+                <w:sz w:val="20"/>
+                <w:szCs w:val="20"/>
+              </w:rPr>
+              <w:t>)</w:t>
             </w:r>
           </w:p>
         </w:tc>
@@ -12580,7 +13605,55 @@
         <w:jc w:val="both"/>
       </w:pPr>
       <w:r>
-        <w:t>Az OSPF (Open Shortest Path First) egy link-állapot alapú dinamikus routing protokoll, amelyet IPv4 hálózatokban alkalmazunk, míg az OSPFv3 annak IPv6-os változata. Mindkét protokollt használtuk: az OSPF-et az IPv4 forgalom dinamikus irányítására kampuszon belül, az OSPFv3-at pedig az IPv6 routing megvalósítására.</w:t>
+        <w:t xml:space="preserve">Az OSPF (Open </w:t>
+      </w:r>
+      <w:proofErr w:type="spellStart"/>
+      <w:r>
+        <w:t>Shortest</w:t>
+      </w:r>
+      <w:proofErr w:type="spellEnd"/>
+      <w:r>
+        <w:t xml:space="preserve"> </w:t>
+      </w:r>
+      <w:proofErr w:type="spellStart"/>
+      <w:r>
+        <w:t>Path</w:t>
+      </w:r>
+      <w:proofErr w:type="spellEnd"/>
+      <w:r>
+        <w:t xml:space="preserve"> </w:t>
+      </w:r>
+      <w:proofErr w:type="spellStart"/>
+      <w:r>
+        <w:t>First</w:t>
+      </w:r>
+      <w:proofErr w:type="spellEnd"/>
+      <w:r>
+        <w:t xml:space="preserve">) egy link-állapot alapú dinamikus </w:t>
+      </w:r>
+      <w:proofErr w:type="spellStart"/>
+      <w:r>
+        <w:t>routing</w:t>
+      </w:r>
+      <w:proofErr w:type="spellEnd"/>
+      <w:r>
+        <w:t xml:space="preserve"> protokoll, amelyet IPv4 hálózatokban alkalmazunk, míg az OSPFv3 annak IPv6-os változata. Mindkét protokollt használtuk: az OSPF-</w:t>
+      </w:r>
+      <w:proofErr w:type="spellStart"/>
+      <w:r>
+        <w:t>et</w:t>
+      </w:r>
+      <w:proofErr w:type="spellEnd"/>
+      <w:r>
+        <w:t xml:space="preserve"> az IPv4 forgalom dinamikus irányítására kampuszon belül, az OSPFv3-at pedig az IPv6 </w:t>
+      </w:r>
+      <w:proofErr w:type="spellStart"/>
+      <w:r>
+        <w:t>routing</w:t>
+      </w:r>
+      <w:proofErr w:type="spellEnd"/>
+      <w:r>
+        <w:t xml:space="preserve"> megvalósítására.</w:t>
       </w:r>
     </w:p>
     <w:p>
@@ -12603,7 +13676,35 @@
         <w:rPr>
           <w:color w:val="000000"/>
         </w:rPr>
-        <w:t>Minden kampuszban egyetlen OSPF területet (Area 0) definiáltunk. Az egyes routerek egyedi router-ID-kkel rendelkeznek: MC-R1 – 1.1.1.1, MC-R2 – 2.2.2.2, MC-R3 – 3.3.3.3, MC-R4 – 4.4.4.4 stb.</w:t>
+        <w:t>Minden kampuszban egyetlen OSPF területet (</w:t>
+      </w:r>
+      <w:proofErr w:type="spellStart"/>
+      <w:r>
+        <w:rPr>
+          <w:color w:val="000000"/>
+        </w:rPr>
+        <w:t>Area</w:t>
+      </w:r>
+      <w:proofErr w:type="spellEnd"/>
+      <w:r>
+        <w:rPr>
+          <w:color w:val="000000"/>
+        </w:rPr>
+        <w:t xml:space="preserve"> 0) definiáltunk. Az egyes routerek egyedi router-ID-</w:t>
+      </w:r>
+      <w:proofErr w:type="spellStart"/>
+      <w:r>
+        <w:rPr>
+          <w:color w:val="000000"/>
+        </w:rPr>
+        <w:t>kkel</w:t>
+      </w:r>
+      <w:proofErr w:type="spellEnd"/>
+      <w:r>
+        <w:rPr>
+          <w:color w:val="000000"/>
+        </w:rPr>
+        <w:t xml:space="preserve"> rendelkeznek: MC-R1 – 1.1.1.1, MC-R2 – 2.2.2.2, MC-R3 – 3.3.3.3, MC-R4 – 4.4.4.4 stb.</w:t>
       </w:r>
     </w:p>
     <w:p>
@@ -12626,8 +13727,30 @@
         <w:rPr>
           <w:color w:val="000000"/>
         </w:rPr>
-        <w:t>Az OSPF passziv interfész beállítás megakadályozza, hogy a végeszközökhöz felvezető interfészeken szükségtelen OSPF hello csomagok küldődjenek</w:t>
-      </w:r>
+        <w:t xml:space="preserve">Az OSPF </w:t>
+      </w:r>
+      <w:proofErr w:type="spellStart"/>
+      <w:r>
+        <w:rPr>
+          <w:color w:val="000000"/>
+        </w:rPr>
+        <w:t>passziv</w:t>
+      </w:r>
+      <w:proofErr w:type="spellEnd"/>
+      <w:r>
+        <w:rPr>
+          <w:color w:val="000000"/>
+        </w:rPr>
+        <w:t xml:space="preserve"> interfész beállítás megakadályozza, hogy a végeszközökhöz felvezető interfészeken szükségtelen OSPF hello csomagok </w:t>
+      </w:r>
+      <w:proofErr w:type="spellStart"/>
+      <w:r>
+        <w:rPr>
+          <w:color w:val="000000"/>
+        </w:rPr>
+        <w:t>küldődjenek</w:t>
+      </w:r>
+      <w:proofErr w:type="spellEnd"/>
     </w:p>
     <w:p>
       <w:pPr>
@@ -12738,11 +13861,21 @@
         <w:spacing w:line="360" w:lineRule="auto"/>
       </w:pPr>
       <w:bookmarkStart w:id="22" w:name="_Toc222509965"/>
+      <w:proofErr w:type="spellStart"/>
       <w:r>
         <w:lastRenderedPageBreak/>
-        <w:t>Inter-campus routing</w:t>
+        <w:t>Inter</w:t>
+      </w:r>
+      <w:proofErr w:type="spellEnd"/>
+      <w:r>
+        <w:t xml:space="preserve">-campus </w:t>
+      </w:r>
+      <w:proofErr w:type="spellStart"/>
+      <w:r>
+        <w:t>routing</w:t>
       </w:r>
       <w:bookmarkEnd w:id="22"/>
+      <w:proofErr w:type="spellEnd"/>
     </w:p>
     <w:p>
       <w:pPr>
@@ -12750,7 +13883,23 @@
         <w:jc w:val="both"/>
       </w:pPr>
       <w:r>
-        <w:t>A kampuszok közötti forgalmat szintén az OSPF protokoll kezeli, mivel mindhárom kampusz ugyanabban az OSPF Area 0-ban működik. Az MC-R1, EC-R1 és BC-R1 routerek WAN linkeken keresztül kapcsolódnak egymáshoz, és ezeken a serial interfészeken is fut az OSPF szomszédság. Ennek köszönhetően a kampuszok közötti útvonalak dinamikusan tanulódnak, és link meghibásodása esetén az OSPF automatikusan megkeresi az alternatív útvonalat – ezzel biztosítva a teljes hálózat szintű redundanciát is.</w:t>
+        <w:t xml:space="preserve">A kampuszok közötti forgalmat szintén az OSPF protokoll kezeli, mivel mindhárom kampusz ugyanabban az OSPF </w:t>
+      </w:r>
+      <w:proofErr w:type="spellStart"/>
+      <w:r>
+        <w:t>Area</w:t>
+      </w:r>
+      <w:proofErr w:type="spellEnd"/>
+      <w:r>
+        <w:t xml:space="preserve"> 0-ban működik. Az MC-R1, EC-R1 és BC-R1 routerek WAN linkeken keresztül kapcsolódnak egymáshoz, és ezeken a </w:t>
+      </w:r>
+      <w:proofErr w:type="spellStart"/>
+      <w:r>
+        <w:t>serial</w:t>
+      </w:r>
+      <w:proofErr w:type="spellEnd"/>
+      <w:r>
+        <w:t xml:space="preserve"> interfészeken is fut az OSPF szomszédság. Ennek köszönhetően a kampuszok közötti útvonalak dinamikusan tanulódnak, és link meghibásodása esetén az OSPF automatikusan megkeresi az alternatív útvonalat – ezzel biztosítva a teljes hálózat szintű redundanciát is.</w:t>
       </w:r>
     </w:p>
     <w:p>
@@ -12766,9 +13915,22 @@
       </w:pPr>
       <w:bookmarkStart w:id="23" w:name="_Toc222509966"/>
       <w:r>
-        <w:t>VLAN-ok és Inter-VLAN routing</w:t>
+        <w:t xml:space="preserve">VLAN-ok és </w:t>
+      </w:r>
+      <w:proofErr w:type="spellStart"/>
+      <w:r>
+        <w:t>Inter</w:t>
+      </w:r>
+      <w:proofErr w:type="spellEnd"/>
+      <w:r>
+        <w:t xml:space="preserve">-VLAN </w:t>
+      </w:r>
+      <w:proofErr w:type="spellStart"/>
+      <w:r>
+        <w:t>routing</w:t>
       </w:r>
       <w:bookmarkEnd w:id="23"/>
+      <w:proofErr w:type="spellEnd"/>
     </w:p>
     <w:p>
       <w:pPr>
@@ -12776,7 +13938,87 @@
         <w:jc w:val="both"/>
       </w:pPr>
       <w:r>
-        <w:t>A VLAN (Virtual Local Area Network) technológia lehetővé teszi, hogy egyetlen fizikai hálózati infrastruktúrán belül több logikailag elkülönült szegmens működjön. Minden kampuszon hat VLAN-t hoztunk létre. Az inter-VLAN routing a Layer 3 switcheken keresztül valósul meg SVI (Switched Virtual Interface) interfészekkel.</w:t>
+        <w:t>A VLAN (</w:t>
+      </w:r>
+      <w:proofErr w:type="spellStart"/>
+      <w:r>
+        <w:t>Virtual</w:t>
+      </w:r>
+      <w:proofErr w:type="spellEnd"/>
+      <w:r>
+        <w:t xml:space="preserve"> Local </w:t>
+      </w:r>
+      <w:proofErr w:type="spellStart"/>
+      <w:r>
+        <w:t>Area</w:t>
+      </w:r>
+      <w:proofErr w:type="spellEnd"/>
+      <w:r>
+        <w:t xml:space="preserve"> Network) technológia lehetővé teszi, hogy egyetlen fizikai hálózati infrastruktúrán belül több logikailag elkülönült szegmens </w:t>
+      </w:r>
+      <w:proofErr w:type="spellStart"/>
+      <w:r>
+        <w:t>működjön</w:t>
+      </w:r>
+      <w:proofErr w:type="spellEnd"/>
+      <w:r>
+        <w:t xml:space="preserve">. Minden kampuszon hat VLAN-t hoztunk létre. Az </w:t>
+      </w:r>
+      <w:proofErr w:type="spellStart"/>
+      <w:r>
+        <w:t>inter</w:t>
+      </w:r>
+      <w:proofErr w:type="spellEnd"/>
+      <w:r>
+        <w:t xml:space="preserve">-VLAN </w:t>
+      </w:r>
+      <w:proofErr w:type="spellStart"/>
+      <w:r>
+        <w:t>routing</w:t>
+      </w:r>
+      <w:proofErr w:type="spellEnd"/>
+      <w:r>
+        <w:t xml:space="preserve"> a </w:t>
+      </w:r>
+      <w:proofErr w:type="spellStart"/>
+      <w:r>
+        <w:t>Layer</w:t>
+      </w:r>
+      <w:proofErr w:type="spellEnd"/>
+      <w:r>
+        <w:t xml:space="preserve"> 3 </w:t>
+      </w:r>
+      <w:proofErr w:type="spellStart"/>
+      <w:r>
+        <w:t>switcheken</w:t>
+      </w:r>
+      <w:proofErr w:type="spellEnd"/>
+      <w:r>
+        <w:t xml:space="preserve"> keresztül valósul meg SVI (</w:t>
+      </w:r>
+      <w:proofErr w:type="spellStart"/>
+      <w:r>
+        <w:t>Switched</w:t>
+      </w:r>
+      <w:proofErr w:type="spellEnd"/>
+      <w:r>
+        <w:t xml:space="preserve"> </w:t>
+      </w:r>
+      <w:proofErr w:type="spellStart"/>
+      <w:r>
+        <w:t>Virtual</w:t>
+      </w:r>
+      <w:proofErr w:type="spellEnd"/>
+      <w:r>
+        <w:t xml:space="preserve"> </w:t>
+      </w:r>
+      <w:proofErr w:type="spellStart"/>
+      <w:r>
+        <w:t>Interface</w:t>
+      </w:r>
+      <w:proofErr w:type="spellEnd"/>
+      <w:r>
+        <w:t>) interfészekkel.</w:t>
       </w:r>
     </w:p>
     <w:p>
@@ -12899,7 +14141,39 @@
         <w:jc w:val="both"/>
       </w:pPr>
       <w:r>
-        <w:t>Az automatikus IP címkiosztás DHCP segítségével valósul meg. A Main Campus-on a Windows Server (MAIN-WINSRV01) nyújtja a DHCP szolgáltatást két scope-pal: VLAN 10 (staff) és VLAN 60 (wifi admin). Az IPv6 címzéshez SLAAC mechanizmust alkalmazunk.</w:t>
+        <w:t>Az automatikus IP címkiosztás DHCP segítségével valósul meg. A Main Campus-</w:t>
+      </w:r>
+      <w:proofErr w:type="spellStart"/>
+      <w:r>
+        <w:t>on</w:t>
+      </w:r>
+      <w:proofErr w:type="spellEnd"/>
+      <w:r>
+        <w:t xml:space="preserve"> a Windows Server (MAIN-WINSRV01) nyújtja a DHCP szolgáltatást két </w:t>
+      </w:r>
+      <w:proofErr w:type="spellStart"/>
+      <w:r>
+        <w:t>scope-pal</w:t>
+      </w:r>
+      <w:proofErr w:type="spellEnd"/>
+      <w:r>
+        <w:t>: VLAN 10 (</w:t>
+      </w:r>
+      <w:proofErr w:type="spellStart"/>
+      <w:r>
+        <w:t>staff</w:t>
+      </w:r>
+      <w:proofErr w:type="spellEnd"/>
+      <w:r>
+        <w:t xml:space="preserve">) és VLAN 60 (wifi </w:t>
+      </w:r>
+      <w:proofErr w:type="spellStart"/>
+      <w:r>
+        <w:t>admin</w:t>
+      </w:r>
+      <w:proofErr w:type="spellEnd"/>
+      <w:r>
+        <w:t>). Az IPv6 címzéshez SLAAC mechanizmust alkalmazunk.</w:t>
       </w:r>
     </w:p>
     <w:p>
@@ -13005,7 +14279,35 @@
         <w:rPr>
           <w:color w:val="000000"/>
         </w:rPr>
-        <w:t>A Message of the Day banner egy szöveges üzenet, amelyet a hálózati eszköz megjelenít a csatlakozás során. Figyelmezteti a felhasználókat az engedélyezetlen hozzáférés következményeire.</w:t>
+        <w:t xml:space="preserve">A </w:t>
+      </w:r>
+      <w:proofErr w:type="spellStart"/>
+      <w:r>
+        <w:rPr>
+          <w:color w:val="000000"/>
+        </w:rPr>
+        <w:t>Message</w:t>
+      </w:r>
+      <w:proofErr w:type="spellEnd"/>
+      <w:r>
+        <w:rPr>
+          <w:color w:val="000000"/>
+        </w:rPr>
+        <w:t xml:space="preserve"> of </w:t>
+      </w:r>
+      <w:proofErr w:type="spellStart"/>
+      <w:r>
+        <w:rPr>
+          <w:color w:val="000000"/>
+        </w:rPr>
+        <w:t>the</w:t>
+      </w:r>
+      <w:proofErr w:type="spellEnd"/>
+      <w:r>
+        <w:rPr>
+          <w:color w:val="000000"/>
+        </w:rPr>
+        <w:t xml:space="preserve"> Day banner egy szöveges üzenet, amelyet a hálózati eszköz megjelenít a csatlakozás során. Figyelmezteti a felhasználókat az engedélyezetlen hozzáférés következményeire.</w:t>
       </w:r>
     </w:p>
     <w:p>
@@ -13097,7 +14399,21 @@
         <w:rPr>
           <w:color w:val="000000"/>
         </w:rPr>
-        <w:t xml:space="preserve"> teszi a biztonságos távoli hozzáférést a hálózati eszközökhöz. A projektben SSH v2-t konfiguráltunk minden router és switch eszközön.</w:t>
+        <w:t xml:space="preserve"> teszi a biztonságos távoli hozzáférést a hálózati eszközökhöz. A projektben SSH v2-t konfiguráltunk minden router és </w:t>
+      </w:r>
+      <w:proofErr w:type="spellStart"/>
+      <w:r>
+        <w:rPr>
+          <w:color w:val="000000"/>
+        </w:rPr>
+        <w:t>switch</w:t>
+      </w:r>
+      <w:proofErr w:type="spellEnd"/>
+      <w:r>
+        <w:rPr>
+          <w:color w:val="000000"/>
+        </w:rPr>
+        <w:t xml:space="preserve"> eszközön.</w:t>
       </w:r>
     </w:p>
     <w:p>
@@ -13135,7 +14451,21 @@
         <w:rPr>
           <w:color w:val="000000"/>
         </w:rPr>
-        <w:t>A konzolvonalak jelszóvédelemmel vannak ellátva, és a fizikai hozzáférés korlátozása is be van állítva. A konzolhoz csak titkosított jelszóval (service password-encryption) lehet hozzáférni.</w:t>
+        <w:t xml:space="preserve">A konzolvonalak jelszóvédelemmel vannak ellátva, és a fizikai hozzáférés korlátozása is be van állítva. A konzolhoz csak titkosított jelszóval (service </w:t>
+      </w:r>
+      <w:proofErr w:type="spellStart"/>
+      <w:r>
+        <w:rPr>
+          <w:color w:val="000000"/>
+        </w:rPr>
+        <w:t>password-encryption</w:t>
+      </w:r>
+      <w:proofErr w:type="spellEnd"/>
+      <w:r>
+        <w:rPr>
+          <w:color w:val="000000"/>
+        </w:rPr>
+        <w:t>) lehet hozzáférni.</w:t>
       </w:r>
     </w:p>
     <w:p>
@@ -13173,7 +14503,49 @@
         <w:rPr>
           <w:color w:val="000000"/>
         </w:rPr>
-        <w:t>Az enable secret egy titkosított jelszó, amelyet akkor kér az eszköz, ha a felhasználó privilégiumos módba kíván lépni (enable parancs).</w:t>
+        <w:t xml:space="preserve">Az </w:t>
+      </w:r>
+      <w:proofErr w:type="spellStart"/>
+      <w:r>
+        <w:rPr>
+          <w:color w:val="000000"/>
+        </w:rPr>
+        <w:t>enable</w:t>
+      </w:r>
+      <w:proofErr w:type="spellEnd"/>
+      <w:r>
+        <w:rPr>
+          <w:color w:val="000000"/>
+        </w:rPr>
+        <w:t xml:space="preserve"> </w:t>
+      </w:r>
+      <w:proofErr w:type="spellStart"/>
+      <w:r>
+        <w:rPr>
+          <w:color w:val="000000"/>
+        </w:rPr>
+        <w:t>secret</w:t>
+      </w:r>
+      <w:proofErr w:type="spellEnd"/>
+      <w:r>
+        <w:rPr>
+          <w:color w:val="000000"/>
+        </w:rPr>
+        <w:t xml:space="preserve"> egy titkosított jelszó, amelyet akkor kér az eszköz, ha a felhasználó privilégiumos módba kíván lépni (</w:t>
+      </w:r>
+      <w:proofErr w:type="spellStart"/>
+      <w:r>
+        <w:rPr>
+          <w:color w:val="000000"/>
+        </w:rPr>
+        <w:t>enable</w:t>
+      </w:r>
+      <w:proofErr w:type="spellEnd"/>
+      <w:r>
+        <w:rPr>
+          <w:color w:val="000000"/>
+        </w:rPr>
+        <w:t xml:space="preserve"> parancs).</w:t>
       </w:r>
     </w:p>
     <w:p>
@@ -13330,8 +14702,21 @@
         <w:spacing w:line="360" w:lineRule="auto"/>
       </w:pPr>
       <w:bookmarkStart w:id="26" w:name="_Toc222509969"/>
-      <w:r>
-        <w:t>IPSec Site-to-Site VPN</w:t>
+      <w:proofErr w:type="spellStart"/>
+      <w:r>
+        <w:t>IPSec</w:t>
+      </w:r>
+      <w:proofErr w:type="spellEnd"/>
+      <w:r>
+        <w:t xml:space="preserve"> Site-</w:t>
+      </w:r>
+      <w:proofErr w:type="spellStart"/>
+      <w:r>
+        <w:t>to</w:t>
+      </w:r>
+      <w:proofErr w:type="spellEnd"/>
+      <w:r>
+        <w:t>-Site VPN</w:t>
       </w:r>
       <w:bookmarkEnd w:id="26"/>
     </w:p>
@@ -13341,11 +14726,59 @@
         <w:jc w:val="both"/>
       </w:pPr>
       <w:r>
-        <w:t xml:space="preserve">Az Engineering és Business kampuszok közötti titkosított kommunikációt IPSec Site-to-Site VPN biztosítja. A VPN konfigurációban IKE Phase 1 paraméterként AES-256 titkosítást, SHA </w:t>
+        <w:t xml:space="preserve">Az </w:t>
+      </w:r>
+      <w:proofErr w:type="spellStart"/>
+      <w:r>
+        <w:t>Engineering</w:t>
+      </w:r>
+      <w:proofErr w:type="spellEnd"/>
+      <w:r>
+        <w:t xml:space="preserve"> és Business kampuszok közötti titkosított kommunikációt </w:t>
+      </w:r>
+      <w:proofErr w:type="spellStart"/>
+      <w:r>
+        <w:t>IPSec</w:t>
+      </w:r>
+      <w:proofErr w:type="spellEnd"/>
+      <w:r>
+        <w:t xml:space="preserve"> Site-</w:t>
+      </w:r>
+      <w:proofErr w:type="spellStart"/>
+      <w:r>
+        <w:t>to</w:t>
+      </w:r>
+      <w:proofErr w:type="spellEnd"/>
+      <w:r>
+        <w:t xml:space="preserve">-Site VPN biztosítja. A VPN konfigurációban IKE </w:t>
+      </w:r>
+      <w:proofErr w:type="spellStart"/>
+      <w:r>
+        <w:t>Phase</w:t>
+      </w:r>
+      <w:proofErr w:type="spellEnd"/>
+      <w:r>
+        <w:t xml:space="preserve"> 1 paraméterként AES-256 titkosítást, SHA </w:t>
       </w:r>
       <w:r>
         <w:lastRenderedPageBreak/>
-        <w:t>hitelesítési algoritmust és Diffie-Hellman Group 2 kulcscserét alkalmazunk. A VPN tunnel az EC-R1 és BC-R1 routerek között van felépítve.</w:t>
+        <w:t xml:space="preserve">hitelesítési algoritmust és </w:t>
+      </w:r>
+      <w:proofErr w:type="spellStart"/>
+      <w:r>
+        <w:t>Diffie</w:t>
+      </w:r>
+      <w:proofErr w:type="spellEnd"/>
+      <w:r>
+        <w:t xml:space="preserve">-Hellman Group 2 kulcscserét alkalmazunk. A VPN </w:t>
+      </w:r>
+      <w:proofErr w:type="spellStart"/>
+      <w:r>
+        <w:t>tunnel</w:t>
+      </w:r>
+      <w:proofErr w:type="spellEnd"/>
+      <w:r>
+        <w:t xml:space="preserve"> az EC-R1 és BC-R1 routerek között van felépítve.</w:t>
       </w:r>
     </w:p>
     <w:p>
@@ -13450,7 +14883,23 @@
       </w:pPr>
       <w:r>
         <w:lastRenderedPageBreak/>
-        <w:t>Minden kampuszon Wireless Access Point-ok (AP) vannak elhelyezve, amelyek az adott kampusz VLAN infrastruktúrájába illeszkednek. Különböző SSID-k különböző VLAN-okhoz vannak rendelve, WPA2-PSK titkosítással védve.</w:t>
+        <w:t xml:space="preserve">Minden kampuszon </w:t>
+      </w:r>
+      <w:proofErr w:type="spellStart"/>
+      <w:r>
+        <w:t>Wireless</w:t>
+      </w:r>
+      <w:proofErr w:type="spellEnd"/>
+      <w:r>
+        <w:t xml:space="preserve"> Access </w:t>
+      </w:r>
+      <w:proofErr w:type="spellStart"/>
+      <w:r>
+        <w:t>Point</w:t>
+      </w:r>
+      <w:proofErr w:type="spellEnd"/>
+      <w:r>
+        <w:t>-ok (AP) vannak elhelyezve, amelyek az adott kampusz VLAN infrastruktúrájába illeszkednek. Különböző SSID-k különböző VLAN-okhoz vannak rendelve, WPA2-PSK titkosítással védve.</w:t>
       </w:r>
     </w:p>
     <w:p>
@@ -13578,8 +15027,13 @@
         <w:spacing w:line="360" w:lineRule="auto"/>
       </w:pPr>
       <w:bookmarkStart w:id="29" w:name="_Toc222509972"/>
-      <w:r>
-        <w:t>Intra-campus kapcsolat</w:t>
+      <w:proofErr w:type="spellStart"/>
+      <w:r>
+        <w:t>Intra</w:t>
+      </w:r>
+      <w:proofErr w:type="spellEnd"/>
+      <w:r>
+        <w:t>-campus kapcsolat</w:t>
       </w:r>
       <w:bookmarkEnd w:id="29"/>
     </w:p>
@@ -13589,7 +15043,15 @@
         <w:jc w:val="both"/>
       </w:pPr>
       <w:r>
-        <w:t>Minden egyes kampuszon belül a hálózat teljes lefedettséget nyújt az összes VLAN és eszköz számára. A full-mesh router topológia garantálja, hogy egyetlen router vagy link meghibásodása esetén is fenntart a kapcsolat, hiszen az OSPF automatikusan felfedezi és alkalmazza az alternatív útvonalakat.</w:t>
+        <w:t xml:space="preserve">Minden egyes kampuszon belül a hálózat teljes lefedettséget nyújt az összes VLAN és eszköz számára. A </w:t>
+      </w:r>
+      <w:proofErr w:type="spellStart"/>
+      <w:r>
+        <w:t>full-mesh</w:t>
+      </w:r>
+      <w:proofErr w:type="spellEnd"/>
+      <w:r>
+        <w:t xml:space="preserve"> router topológia garantálja, hogy egyetlen router vagy link meghibásodása esetén is fenntart a kapcsolat, hiszen az OSPF automatikusan felfedezi és alkalmazza az alternatív útvonalakat.</w:t>
       </w:r>
     </w:p>
     <w:p>
@@ -13700,8 +15162,13 @@
         <w:spacing w:line="360" w:lineRule="auto"/>
       </w:pPr>
       <w:bookmarkStart w:id="30" w:name="_Toc222509973"/>
-      <w:r>
-        <w:t>Inter-campus kapcsolat</w:t>
+      <w:proofErr w:type="spellStart"/>
+      <w:r>
+        <w:t>Inter</w:t>
+      </w:r>
+      <w:proofErr w:type="spellEnd"/>
+      <w:r>
+        <w:t>-campus kapcsolat</w:t>
       </w:r>
       <w:bookmarkEnd w:id="30"/>
     </w:p>
@@ -13712,7 +15179,23 @@
       </w:pPr>
       <w:r>
         <w:lastRenderedPageBreak/>
-        <w:t>A kampuszok közötti kommunikáció WAN linkeken és statikus útvonalakon keresztül valósul meg. A ping tesztek bemutatják, hogy mindkét irányban sikeresen kommunikálnak a kampuszok egymással. Az IPv4 és IPv6 egyaránt működik az inter-campus útvonalakon.</w:t>
+        <w:t xml:space="preserve">A kampuszok közötti kommunikáció WAN linkeken és statikus útvonalakon keresztül valósul meg. A </w:t>
+      </w:r>
+      <w:proofErr w:type="spellStart"/>
+      <w:r>
+        <w:t>ping</w:t>
+      </w:r>
+      <w:proofErr w:type="spellEnd"/>
+      <w:r>
+        <w:t xml:space="preserve"> tesztek bemutatják, hogy mindkét irányban sikeresen kommunikálnak a kampuszok egymással. Az IPv4 és IPv6 egyaránt működik az </w:t>
+      </w:r>
+      <w:proofErr w:type="spellStart"/>
+      <w:r>
+        <w:t>inter</w:t>
+      </w:r>
+      <w:proofErr w:type="spellEnd"/>
+      <w:r>
+        <w:t>-campus útvonalakon.</w:t>
       </w:r>
     </w:p>
     <w:p>
@@ -13780,7 +15263,23 @@
           <w:sz w:val="18"/>
           <w:szCs w:val="18"/>
         </w:rPr>
-        <w:t>Main Campus kliens -&gt; Engineering Campus</w:t>
+        <w:t xml:space="preserve">Main Campus kliens -&gt; </w:t>
+      </w:r>
+      <w:proofErr w:type="spellStart"/>
+      <w:r>
+        <w:rPr>
+          <w:sz w:val="18"/>
+          <w:szCs w:val="18"/>
+        </w:rPr>
+        <w:t>Engineering</w:t>
+      </w:r>
+      <w:proofErr w:type="spellEnd"/>
+      <w:r>
+        <w:rPr>
+          <w:sz w:val="18"/>
+          <w:szCs w:val="18"/>
+        </w:rPr>
+        <w:t xml:space="preserve"> Campus</w:t>
       </w:r>
     </w:p>
     <w:p>
@@ -13912,13 +15411,31 @@
         </w:rPr>
         <w:br/>
       </w:r>
+      <w:proofErr w:type="spellStart"/>
       <w:r>
         <w:rPr>
           <w:sz w:val="18"/>
           <w:szCs w:val="18"/>
         </w:rPr>
-        <w:t>Engineering Campus kliens -&gt; Business Campus IPv6-on keresztűl</w:t>
-      </w:r>
+        <w:t>Engineering</w:t>
+      </w:r>
+      <w:proofErr w:type="spellEnd"/>
+      <w:r>
+        <w:rPr>
+          <w:sz w:val="18"/>
+          <w:szCs w:val="18"/>
+        </w:rPr>
+        <w:t xml:space="preserve"> Campus kliens -&gt; Business Campus IPv6-on </w:t>
+      </w:r>
+      <w:proofErr w:type="spellStart"/>
+      <w:r>
+        <w:rPr>
+          <w:sz w:val="18"/>
+          <w:szCs w:val="18"/>
+        </w:rPr>
+        <w:t>keresztűl</w:t>
+      </w:r>
+      <w:proofErr w:type="spellEnd"/>
       <w:r>
         <w:rPr>
           <w:sz w:val="18"/>
@@ -14183,7 +15700,23 @@
       </w:pPr>
       <w:r>
         <w:lastRenderedPageBreak/>
-        <w:t>A full-mesh topológia redundanciáját úgy teszteltük, hogy szimuláltuk egy-egy link kiesését. Az OSPF protokoll az érintő link kikapcsolását követően automatikusan átszámította a routing táblázatokat, és az alternatív útvonalakon tovább zajlott a forgalom.</w:t>
+        <w:t xml:space="preserve">A </w:t>
+      </w:r>
+      <w:proofErr w:type="spellStart"/>
+      <w:r>
+        <w:t>full-mesh</w:t>
+      </w:r>
+      <w:proofErr w:type="spellEnd"/>
+      <w:r>
+        <w:t xml:space="preserve"> topológia redundanciáját úgy teszteltük, hogy szimuláltuk egy-egy link kiesését. Az OSPF protokoll az érintő link kikapcsolását követően automatikusan átszámította a </w:t>
+      </w:r>
+      <w:proofErr w:type="spellStart"/>
+      <w:r>
+        <w:t>routing</w:t>
+      </w:r>
+      <w:proofErr w:type="spellEnd"/>
+      <w:r>
+        <w:t xml:space="preserve"> táblázatokat, és az alternatív útvonalakon tovább zajlott a forgalom.</w:t>
       </w:r>
     </w:p>
     <w:p>
@@ -14250,7 +15783,15 @@
       <w:bookmarkStart w:id="33" w:name="_Toc222509976"/>
       <w:r>
         <w:lastRenderedPageBreak/>
-        <w:t>Virtuális szerverek (VirtualBox)</w:t>
+        <w:t>Virtuális szerverek (</w:t>
+      </w:r>
+      <w:proofErr w:type="spellStart"/>
+      <w:r>
+        <w:t>VirtualBox</w:t>
+      </w:r>
+      <w:proofErr w:type="spellEnd"/>
+      <w:r>
+        <w:t>)</w:t>
       </w:r>
       <w:bookmarkEnd w:id="33"/>
     </w:p>
@@ -14260,7 +15801,23 @@
         <w:jc w:val="both"/>
       </w:pPr>
       <w:r>
-        <w:t>A vizsgakövetelmények szerint két virtuális szervert kellett kiépíteni: egy Windows szervert és egy Linux szervert, amelyek együttesen lefedik az összes előírt szolgáltatást. Mindkét szerver VirtualBox virtuális gépen fut, és a CampusNet nevű NAT Network-ön keresztül kommunikálnak egymással és az internettel.</w:t>
+        <w:t xml:space="preserve">A vizsgakövetelmények szerint két virtuális szervert kellett kiépíteni: egy Windows szervert és egy Linux szervert, amelyek együttesen lefedik az összes előírt szolgáltatást. Mindkét szerver </w:t>
+      </w:r>
+      <w:proofErr w:type="spellStart"/>
+      <w:r>
+        <w:t>VirtualBox</w:t>
+      </w:r>
+      <w:proofErr w:type="spellEnd"/>
+      <w:r>
+        <w:t xml:space="preserve"> virtuális gépen fut, és a </w:t>
+      </w:r>
+      <w:proofErr w:type="spellStart"/>
+      <w:r>
+        <w:t>CampusNet</w:t>
+      </w:r>
+      <w:proofErr w:type="spellEnd"/>
+      <w:r>
+        <w:t xml:space="preserve"> nevű NAT Network-ön keresztül kommunikálnak egymással és az internettel.</w:t>
       </w:r>
     </w:p>
     <w:p>
@@ -14279,11 +15836,19 @@
         <w:spacing w:after="80" w:line="360" w:lineRule="auto"/>
         <w:jc w:val="both"/>
       </w:pPr>
+      <w:proofErr w:type="spellStart"/>
       <w:r>
         <w:rPr>
           <w:color w:val="000000"/>
         </w:rPr>
-        <w:t>CampusNet NAT Network címtartomány: 150.111.72.0/26</w:t>
+        <w:t>CampusNet</w:t>
+      </w:r>
+      <w:proofErr w:type="spellEnd"/>
+      <w:r>
+        <w:rPr>
+          <w:color w:val="000000"/>
+        </w:rPr>
+        <w:t xml:space="preserve"> NAT Network címtartomány: 150.111.72.0/26</w:t>
       </w:r>
     </w:p>
     <w:p>
@@ -14524,10 +16089,12 @@
       <w:r>
         <w:t xml:space="preserve">A Windows Server 2019 Standard operációs rendszert használó szerver hat különböző szolgáltatást nyújt a követelményeknek megfelelően. IP címe 150.111.72.10/26, átjárója 150.111.72.1, a domén neve </w:t>
       </w:r>
+      <w:proofErr w:type="spellStart"/>
       <w:proofErr w:type="gramStart"/>
       <w:r>
         <w:t>campus.local</w:t>
       </w:r>
+      <w:proofErr w:type="spellEnd"/>
       <w:proofErr w:type="gramEnd"/>
       <w:r>
         <w:t>.</w:t>
@@ -14733,10 +16300,36 @@
         <w:spacing w:line="360" w:lineRule="auto"/>
       </w:pPr>
       <w:bookmarkStart w:id="35" w:name="_Toc222509978"/>
-      <w:r>
-        <w:t>Active Directory Domain Services</w:t>
+      <w:proofErr w:type="spellStart"/>
+      <w:r>
+        <w:t>Active</w:t>
+      </w:r>
+      <w:proofErr w:type="spellEnd"/>
+      <w:r>
+        <w:t xml:space="preserve"> </w:t>
+      </w:r>
+      <w:proofErr w:type="spellStart"/>
+      <w:r>
+        <w:t>Directory</w:t>
+      </w:r>
+      <w:proofErr w:type="spellEnd"/>
+      <w:r>
+        <w:t xml:space="preserve"> </w:t>
+      </w:r>
+      <w:proofErr w:type="spellStart"/>
+      <w:r>
+        <w:t>Domain</w:t>
+      </w:r>
+      <w:proofErr w:type="spellEnd"/>
+      <w:r>
+        <w:t xml:space="preserve"> </w:t>
+      </w:r>
+      <w:proofErr w:type="spellStart"/>
+      <w:r>
+        <w:t>Services</w:t>
       </w:r>
       <w:bookmarkEnd w:id="35"/>
+      <w:proofErr w:type="spellEnd"/>
     </w:p>
     <w:p>
       <w:pPr>
@@ -14744,15 +16337,81 @@
         <w:jc w:val="both"/>
       </w:pPr>
       <w:r>
-        <w:t xml:space="preserve">Az Active Directory Domain Services (AD DS) központi könyvtárszolgáltatásként tárolja és kezeli az összes felhasználó, csoport, számítógép és hálózati erőforrás adatait. A projektben a </w:t>
-      </w:r>
+        <w:t xml:space="preserve">Az </w:t>
+      </w:r>
+      <w:proofErr w:type="spellStart"/>
+      <w:r>
+        <w:t>Active</w:t>
+      </w:r>
+      <w:proofErr w:type="spellEnd"/>
+      <w:r>
+        <w:t xml:space="preserve"> </w:t>
+      </w:r>
+      <w:proofErr w:type="spellStart"/>
+      <w:r>
+        <w:t>Directory</w:t>
+      </w:r>
+      <w:proofErr w:type="spellEnd"/>
+      <w:r>
+        <w:t xml:space="preserve"> </w:t>
+      </w:r>
+      <w:proofErr w:type="spellStart"/>
+      <w:r>
+        <w:t>Domain</w:t>
+      </w:r>
+      <w:proofErr w:type="spellEnd"/>
+      <w:r>
+        <w:t xml:space="preserve"> </w:t>
+      </w:r>
+      <w:proofErr w:type="spellStart"/>
+      <w:r>
+        <w:t>Services</w:t>
+      </w:r>
+      <w:proofErr w:type="spellEnd"/>
+      <w:r>
+        <w:t xml:space="preserve"> (AD DS) központi könyvtárszolgáltatásként tárolja és kezeli az összes felhasználó, csoport, számítógép és hálózati erőforrás adatait. A projektben a </w:t>
+      </w:r>
+      <w:proofErr w:type="spellStart"/>
       <w:proofErr w:type="gramStart"/>
       <w:r>
         <w:t>campus.local</w:t>
       </w:r>
+      <w:proofErr w:type="spellEnd"/>
       <w:proofErr w:type="gramEnd"/>
       <w:r>
-        <w:t xml:space="preserve"> domaint hoztuk létre. Létrehoztunk felhasználói csoportokat (staff, students, admins) és számítógép fiókokat.</w:t>
+        <w:t xml:space="preserve"> </w:t>
+      </w:r>
+      <w:proofErr w:type="spellStart"/>
+      <w:r>
+        <w:t>domaint</w:t>
+      </w:r>
+      <w:proofErr w:type="spellEnd"/>
+      <w:r>
+        <w:t xml:space="preserve"> hoztuk létre. Létrehoztunk felhasználói csoportokat (</w:t>
+      </w:r>
+      <w:proofErr w:type="spellStart"/>
+      <w:r>
+        <w:t>staff</w:t>
+      </w:r>
+      <w:proofErr w:type="spellEnd"/>
+      <w:r>
+        <w:t xml:space="preserve">, </w:t>
+      </w:r>
+      <w:proofErr w:type="spellStart"/>
+      <w:r>
+        <w:t>students</w:t>
+      </w:r>
+      <w:proofErr w:type="spellEnd"/>
+      <w:r>
+        <w:t xml:space="preserve">, </w:t>
+      </w:r>
+      <w:proofErr w:type="spellStart"/>
+      <w:r>
+        <w:t>admins</w:t>
+      </w:r>
+      <w:proofErr w:type="spellEnd"/>
+      <w:r>
+        <w:t>) és számítógép fiókokat.</w:t>
       </w:r>
     </w:p>
     <w:p>
@@ -14883,13 +16542,47 @@
       <w:r>
         <w:t xml:space="preserve">A DNS szerver kezeli a </w:t>
       </w:r>
+      <w:proofErr w:type="spellStart"/>
       <w:proofErr w:type="gramStart"/>
       <w:r>
         <w:t>campus.local</w:t>
       </w:r>
+      <w:proofErr w:type="spellEnd"/>
       <w:proofErr w:type="gramEnd"/>
       <w:r>
-        <w:t xml:space="preserve"> zóna rekordjait, forward és reverse lookup zónákkal egyaránt. Ezzel a domainen belüli névfeloldás működik, és a kliensek elérhetik a szerver és megosztott erőforrásokat név alapján is.</w:t>
+        <w:t xml:space="preserve"> zóna rekordjait, </w:t>
+      </w:r>
+      <w:proofErr w:type="spellStart"/>
+      <w:r>
+        <w:t>forward</w:t>
+      </w:r>
+      <w:proofErr w:type="spellEnd"/>
+      <w:r>
+        <w:t xml:space="preserve"> és </w:t>
+      </w:r>
+      <w:proofErr w:type="spellStart"/>
+      <w:r>
+        <w:t>reverse</w:t>
+      </w:r>
+      <w:proofErr w:type="spellEnd"/>
+      <w:r>
+        <w:t xml:space="preserve"> </w:t>
+      </w:r>
+      <w:proofErr w:type="spellStart"/>
+      <w:r>
+        <w:t>lookup</w:t>
+      </w:r>
+      <w:proofErr w:type="spellEnd"/>
+      <w:r>
+        <w:t xml:space="preserve"> zónákkal egyaránt. Ezzel a </w:t>
+      </w:r>
+      <w:proofErr w:type="spellStart"/>
+      <w:r>
+        <w:t>domainen</w:t>
+      </w:r>
+      <w:proofErr w:type="spellEnd"/>
+      <w:r>
+        <w:t xml:space="preserve"> belüli névfeloldás működik, és a kliensek elérhetik a szerver és megosztott erőforrásokat név alapján is.</w:t>
       </w:r>
     </w:p>
     <w:p>
@@ -15012,7 +16705,39 @@
         <w:jc w:val="both"/>
       </w:pPr>
       <w:r>
-        <w:t>Két DHCP scope-ot hoztunk létre: egyet a VLAN 10 (staff) szegmenshez és egyet a VLAN 60 (wifi admin) szegmenshez. Minden scope-ban megadtuk a kiosztható címtartományt, az alhálózati maszkot, az alapértelmezett átjárót, a DNS szerver címét és a bérlési időt.</w:t>
+        <w:t xml:space="preserve">Két DHCP </w:t>
+      </w:r>
+      <w:proofErr w:type="spellStart"/>
+      <w:r>
+        <w:t>scope</w:t>
+      </w:r>
+      <w:proofErr w:type="spellEnd"/>
+      <w:r>
+        <w:t>-ot hoztunk létre: egyet a VLAN 10 (</w:t>
+      </w:r>
+      <w:proofErr w:type="spellStart"/>
+      <w:r>
+        <w:t>staff</w:t>
+      </w:r>
+      <w:proofErr w:type="spellEnd"/>
+      <w:r>
+        <w:t xml:space="preserve">) szegmenshez és egyet a VLAN 60 (wifi </w:t>
+      </w:r>
+      <w:proofErr w:type="spellStart"/>
+      <w:r>
+        <w:t>admin</w:t>
+      </w:r>
+      <w:proofErr w:type="spellEnd"/>
+      <w:r>
+        <w:t xml:space="preserve">) szegmenshez. Minden </w:t>
+      </w:r>
+      <w:proofErr w:type="spellStart"/>
+      <w:r>
+        <w:t>scope</w:t>
+      </w:r>
+      <w:proofErr w:type="spellEnd"/>
+      <w:r>
+        <w:t>-ban megadtuk a kiosztható címtartományt, az alhálózati maszkot, az alapértelmezett átjárót, a DNS szerver címét és a bérlési időt.</w:t>
       </w:r>
     </w:p>
     <w:p>
@@ -15176,7 +16901,15 @@
       </w:r>
       <w:bookmarkStart w:id="38" w:name="_Toc222509981"/>
       <w:r>
-        <w:t>File Services (Fájlmegosztás)</w:t>
+        <w:t xml:space="preserve">File </w:t>
+      </w:r>
+      <w:proofErr w:type="spellStart"/>
+      <w:r>
+        <w:t>Services</w:t>
+      </w:r>
+      <w:proofErr w:type="spellEnd"/>
+      <w:r>
+        <w:t xml:space="preserve"> (Fájlmegosztás)</w:t>
       </w:r>
       <w:bookmarkEnd w:id="38"/>
     </w:p>
@@ -15186,7 +16919,31 @@
         <w:jc w:val="both"/>
       </w:pPr>
       <w:r>
-        <w:t>Három megosztott mappát hoztunk létre: Staff-Share (csak staff csoport számára), Public (mindenki számára) és Departments (részlegek szerint). A megosztott mappákhoz az NTFS jogosultságokat AD DS csoportokhoz rendelve állítottuk be.</w:t>
+        <w:t xml:space="preserve">Három megosztott mappát hoztunk létre: </w:t>
+      </w:r>
+      <w:proofErr w:type="spellStart"/>
+      <w:r>
+        <w:t>Staff-Share</w:t>
+      </w:r>
+      <w:proofErr w:type="spellEnd"/>
+      <w:r>
+        <w:t xml:space="preserve"> (csak </w:t>
+      </w:r>
+      <w:proofErr w:type="spellStart"/>
+      <w:r>
+        <w:t>staff</w:t>
+      </w:r>
+      <w:proofErr w:type="spellEnd"/>
+      <w:r>
+        <w:t xml:space="preserve"> csoport számára), Public (mindenki számára) és </w:t>
+      </w:r>
+      <w:proofErr w:type="spellStart"/>
+      <w:r>
+        <w:t>Departments</w:t>
+      </w:r>
+      <w:proofErr w:type="spellEnd"/>
+      <w:r>
+        <w:t xml:space="preserve"> (részlegek szerint). A megosztott mappákhoz az NTFS jogosultságokat AD DS csoportokhoz rendelve állítottuk be.</w:t>
       </w:r>
     </w:p>
     <w:p>
@@ -15272,7 +17029,15 @@
       </w:r>
       <w:bookmarkStart w:id="39" w:name="_Toc222509982"/>
       <w:r>
-        <w:t>Print Services (Nyomtatómegosztás)</w:t>
+        <w:t xml:space="preserve">Print </w:t>
+      </w:r>
+      <w:proofErr w:type="spellStart"/>
+      <w:r>
+        <w:t>Services</w:t>
+      </w:r>
+      <w:proofErr w:type="spellEnd"/>
+      <w:r>
+        <w:t xml:space="preserve"> (Nyomtatómegosztás)</w:t>
       </w:r>
       <w:bookmarkEnd w:id="39"/>
     </w:p>
@@ -15282,7 +17047,39 @@
         <w:jc w:val="both"/>
       </w:pPr>
       <w:r>
-        <w:t>A Windows Server Print Services Role-t telepítettünk, és két virtuális nyomtatót konfiguráltunk Microsoft XPS Document Writer alapján. Az egyes nyomtatókhoz szükséges jogosultságokat az AD DS csoportokon keresztül kezeltük.</w:t>
+        <w:t xml:space="preserve">A Windows Server Print </w:t>
+      </w:r>
+      <w:proofErr w:type="spellStart"/>
+      <w:r>
+        <w:t>Services</w:t>
+      </w:r>
+      <w:proofErr w:type="spellEnd"/>
+      <w:r>
+        <w:t xml:space="preserve"> </w:t>
+      </w:r>
+      <w:proofErr w:type="spellStart"/>
+      <w:r>
+        <w:t>Role</w:t>
+      </w:r>
+      <w:proofErr w:type="spellEnd"/>
+      <w:r>
+        <w:t xml:space="preserve">-t telepítettünk, és két virtuális nyomtatót konfiguráltunk Microsoft XPS </w:t>
+      </w:r>
+      <w:proofErr w:type="spellStart"/>
+      <w:r>
+        <w:t>Document</w:t>
+      </w:r>
+      <w:proofErr w:type="spellEnd"/>
+      <w:r>
+        <w:t xml:space="preserve"> </w:t>
+      </w:r>
+      <w:proofErr w:type="spellStart"/>
+      <w:r>
+        <w:t>Writer</w:t>
+      </w:r>
+      <w:proofErr w:type="spellEnd"/>
+      <w:r>
+        <w:t xml:space="preserve"> alapján. Az egyes nyomtatókhoz szükséges jogosultságokat az AD DS csoportokon keresztül kezeltük.</w:t>
       </w:r>
     </w:p>
     <w:p>
@@ -15384,7 +17181,55 @@
         <w:jc w:val="both"/>
       </w:pPr>
       <w:r>
-        <w:t>A Group Policy Object (GPO) szoftvertelepítés segítségével központilag telepítettünk szoftvert a tartományba lépő kliensekre. A Notepad++ telepítői csomagot (.msi) egy megosztott mappába helyeztük, majd egy GPO-t hoztunk létre a User Configuration – Software Installation szakasz alatt.</w:t>
+        <w:t xml:space="preserve">A Group Policy </w:t>
+      </w:r>
+      <w:proofErr w:type="spellStart"/>
+      <w:r>
+        <w:t>Object</w:t>
+      </w:r>
+      <w:proofErr w:type="spellEnd"/>
+      <w:r>
+        <w:t xml:space="preserve"> (GPO) szoftvertelepítés segítségével központilag telepítettünk szoftvert a tartományba lépő kliensekre. A </w:t>
+      </w:r>
+      <w:proofErr w:type="spellStart"/>
+      <w:r>
+        <w:t>Notepad</w:t>
+      </w:r>
+      <w:proofErr w:type="spellEnd"/>
+      <w:r>
+        <w:t>++ telepítői csomagot (.</w:t>
+      </w:r>
+      <w:proofErr w:type="spellStart"/>
+      <w:r>
+        <w:t>msi</w:t>
+      </w:r>
+      <w:proofErr w:type="spellEnd"/>
+      <w:r>
+        <w:t xml:space="preserve">) egy megosztott mappába helyeztük, majd egy GPO-t hoztunk létre a </w:t>
+      </w:r>
+      <w:proofErr w:type="spellStart"/>
+      <w:r>
+        <w:t>User</w:t>
+      </w:r>
+      <w:proofErr w:type="spellEnd"/>
+      <w:r>
+        <w:t xml:space="preserve"> </w:t>
+      </w:r>
+      <w:proofErr w:type="spellStart"/>
+      <w:r>
+        <w:t>Configuration</w:t>
+      </w:r>
+      <w:proofErr w:type="spellEnd"/>
+      <w:r>
+        <w:t xml:space="preserve"> – Software </w:t>
+      </w:r>
+      <w:proofErr w:type="spellStart"/>
+      <w:r>
+        <w:t>Installation</w:t>
+      </w:r>
+      <w:proofErr w:type="spellEnd"/>
+      <w:r>
+        <w:t xml:space="preserve"> szakasz alatt.</w:t>
       </w:r>
     </w:p>
     <w:p>
@@ -15474,7 +17319,15 @@
         <w:jc w:val="both"/>
       </w:pPr>
       <w:r>
-        <w:t>A Debian GNU/Linux 13 operációs rendszert használó szerver IP címe 150.111.72.20/26, átjárója 150.111.72.1, DNS szervere a Windows Server (150.111.72.10), hostname-ja ENG-LINSRV01.</w:t>
+        <w:t xml:space="preserve">A Debian GNU/Linux 13 operációs rendszert használó szerver IP címe 150.111.72.20/26, átjárója 150.111.72.1, DNS szervere a Windows Server (150.111.72.10), </w:t>
+      </w:r>
+      <w:proofErr w:type="spellStart"/>
+      <w:r>
+        <w:t>hostname</w:t>
+      </w:r>
+      <w:proofErr w:type="spellEnd"/>
+      <w:r>
+        <w:t>-ja ENG-LINSRV01.</w:t>
       </w:r>
     </w:p>
     <w:p>
@@ -15687,7 +17540,15 @@
         <w:jc w:val="both"/>
       </w:pPr>
       <w:r>
-        <w:t>Az Apache2-t a Debian Linux rendszeren telepítettünk és konfiguráltuk. A szerver a HTTP 80-as porton fogadja a bejövő kéréseket. A főoldalon (index.html) egy HTML alapú állapot oldal található, amely tartalmazza a szerver nevét, az IP címet és a futó szolgáltatásokat.</w:t>
+        <w:t xml:space="preserve">Az Apache2-t a Debian Linux rendszeren telepítettünk és konfiguráltuk. A szerver a HTTP 80-as </w:t>
+      </w:r>
+      <w:proofErr w:type="spellStart"/>
+      <w:r>
+        <w:t>porton</w:t>
+      </w:r>
+      <w:proofErr w:type="spellEnd"/>
+      <w:r>
+        <w:t xml:space="preserve"> fogadja a bejövő kéréseket. A főoldalon (index.html) egy HTML alapú állapot oldal található, amely tartalmazza a szerver nevét, az IP címet és a futó szolgáltatásokat.</w:t>
       </w:r>
     </w:p>
     <w:p>
@@ -15809,21 +17670,26 @@
         </w:rPr>
         <w:lastRenderedPageBreak/>
         <w:drawing>
-          <wp:inline distT="114300" distB="114300" distL="114300" distR="114300" wp14:anchorId="3FE2CB95" wp14:editId="7AA8DD01">
-            <wp:extent cx="5943600" cy="3162300"/>
-            <wp:effectExtent l="0" t="0" r="0" b="0"/>
+          <wp:inline distT="114300" distB="114300" distL="114300" distR="114300" wp14:anchorId="3FE2CB95" wp14:editId="52AB9D26">
+            <wp:extent cx="5943600" cy="3160829"/>
+            <wp:effectExtent l="0" t="0" r="0" b="1905"/>
             <wp:docPr id="33" name="image42.png"/>
             <wp:cNvGraphicFramePr/>
             <a:graphic xmlns:a="http://schemas.openxmlformats.org/drawingml/2006/main">
               <a:graphicData uri="http://schemas.openxmlformats.org/drawingml/2006/picture">
                 <pic:pic xmlns:pic="http://schemas.openxmlformats.org/drawingml/2006/picture">
                   <pic:nvPicPr>
-                    <pic:cNvPr id="0" name="image42.png"/>
+                    <pic:cNvPr id="33" name="image42.png"/>
                     <pic:cNvPicPr preferRelativeResize="0"/>
                   </pic:nvPicPr>
                   <pic:blipFill>
-                    <a:blip r:embed="rId51"/>
-                    <a:srcRect/>
+                    <a:blip r:embed="rId51" cstate="print">
+                      <a:extLst>
+                        <a:ext uri="{28A0092B-C50C-407E-A947-70E740481C1C}">
+                          <a14:useLocalDpi xmlns:a14="http://schemas.microsoft.com/office/drawing/2010/main" val="0"/>
+                        </a:ext>
+                      </a:extLst>
+                    </a:blip>
                     <a:stretch>
                       <a:fillRect/>
                     </a:stretch>
@@ -15831,7 +17697,7 @@
                   <pic:spPr>
                     <a:xfrm>
                       <a:off x="0" y="0"/>
-                      <a:ext cx="5943600" cy="3162300"/>
+                      <a:ext cx="5943600" cy="3160829"/>
                     </a:xfrm>
                     <a:prstGeom prst="rect">
                       <a:avLst/>
@@ -15864,7 +17730,23 @@
       </w:pPr>
       <w:bookmarkStart w:id="43" w:name="_Toc222509986"/>
       <w:r>
-        <w:t>Automatizált mentés (rsync + cron)</w:t>
+        <w:t>Automatizált mentés (</w:t>
+      </w:r>
+      <w:proofErr w:type="spellStart"/>
+      <w:r>
+        <w:t>rsync</w:t>
+      </w:r>
+      <w:proofErr w:type="spellEnd"/>
+      <w:r>
+        <w:t xml:space="preserve"> + </w:t>
+      </w:r>
+      <w:proofErr w:type="spellStart"/>
+      <w:r>
+        <w:t>cron</w:t>
+      </w:r>
+      <w:proofErr w:type="spellEnd"/>
+      <w:r>
+        <w:t>)</w:t>
       </w:r>
       <w:bookmarkEnd w:id="43"/>
     </w:p>
@@ -15874,7 +17756,63 @@
         <w:jc w:val="both"/>
       </w:pPr>
       <w:r>
-        <w:t>Az automatizált mentés az rsync eszközzel valósul meg, amelyet cron job ütemez. Minden nap éjfél után 2 órán (02:00) elindítja az rsync parancsot, amely a /var/www/html mappa tartalmát a /backup/www könyvtárba másolja. A mentés naplófája a /var/log/rsync-backup.log helyen található.</w:t>
+        <w:t xml:space="preserve">Az automatizált mentés az </w:t>
+      </w:r>
+      <w:proofErr w:type="spellStart"/>
+      <w:r>
+        <w:t>rsync</w:t>
+      </w:r>
+      <w:proofErr w:type="spellEnd"/>
+      <w:r>
+        <w:t xml:space="preserve"> eszközzel valósul meg, amelyet </w:t>
+      </w:r>
+      <w:proofErr w:type="spellStart"/>
+      <w:r>
+        <w:t>cron</w:t>
+      </w:r>
+      <w:proofErr w:type="spellEnd"/>
+      <w:r>
+        <w:t xml:space="preserve"> </w:t>
+      </w:r>
+      <w:proofErr w:type="spellStart"/>
+      <w:r>
+        <w:t>job</w:t>
+      </w:r>
+      <w:proofErr w:type="spellEnd"/>
+      <w:r>
+        <w:t xml:space="preserve"> ütemez. Minden nap éjfél után 2 órán (02:00) elindítja az </w:t>
+      </w:r>
+      <w:proofErr w:type="spellStart"/>
+      <w:r>
+        <w:t>rsync</w:t>
+      </w:r>
+      <w:proofErr w:type="spellEnd"/>
+      <w:r>
+        <w:t xml:space="preserve"> parancsot, amely a /var/</w:t>
+      </w:r>
+      <w:proofErr w:type="spellStart"/>
+      <w:r>
+        <w:t>www</w:t>
+      </w:r>
+      <w:proofErr w:type="spellEnd"/>
+      <w:r>
+        <w:t>/</w:t>
+      </w:r>
+      <w:proofErr w:type="spellStart"/>
+      <w:r>
+        <w:t>html</w:t>
+      </w:r>
+      <w:proofErr w:type="spellEnd"/>
+      <w:r>
+        <w:t xml:space="preserve"> mappa tartalmát a /backup/</w:t>
+      </w:r>
+      <w:proofErr w:type="spellStart"/>
+      <w:r>
+        <w:t>www</w:t>
+      </w:r>
+      <w:proofErr w:type="spellEnd"/>
+      <w:r>
+        <w:t xml:space="preserve"> könyvtárba másolja. A mentés naplófája a /var/log/rsync-backup.log helyen található.</w:t>
       </w:r>
     </w:p>
     <w:p>
@@ -15893,11 +17831,89 @@
         <w:spacing w:after="80" w:line="360" w:lineRule="auto"/>
         <w:jc w:val="both"/>
       </w:pPr>
+      <w:proofErr w:type="spellStart"/>
       <w:r>
         <w:rPr>
           <w:color w:val="000000"/>
         </w:rPr>
-        <w:t>Cron bejegyzés: 0 2 * * * rsync -avz /var/www/html/ /backup/www/ &gt;&gt; /var/log/rsync-backup.log 2&gt;&amp;1</w:t>
+        <w:t>Cron</w:t>
+      </w:r>
+      <w:proofErr w:type="spellEnd"/>
+      <w:r>
+        <w:rPr>
+          <w:color w:val="000000"/>
+        </w:rPr>
+        <w:t xml:space="preserve"> bejegyzés: 0 2 * * * </w:t>
+      </w:r>
+      <w:proofErr w:type="spellStart"/>
+      <w:r>
+        <w:rPr>
+          <w:color w:val="000000"/>
+        </w:rPr>
+        <w:t>rsync</w:t>
+      </w:r>
+      <w:proofErr w:type="spellEnd"/>
+      <w:r>
+        <w:rPr>
+          <w:color w:val="000000"/>
+        </w:rPr>
+        <w:t xml:space="preserve"> -</w:t>
+      </w:r>
+      <w:proofErr w:type="spellStart"/>
+      <w:r>
+        <w:rPr>
+          <w:color w:val="000000"/>
+        </w:rPr>
+        <w:t>avz</w:t>
+      </w:r>
+      <w:proofErr w:type="spellEnd"/>
+      <w:r>
+        <w:rPr>
+          <w:color w:val="000000"/>
+        </w:rPr>
+        <w:t xml:space="preserve"> /var/</w:t>
+      </w:r>
+      <w:proofErr w:type="spellStart"/>
+      <w:r>
+        <w:rPr>
+          <w:color w:val="000000"/>
+        </w:rPr>
+        <w:t>www</w:t>
+      </w:r>
+      <w:proofErr w:type="spellEnd"/>
+      <w:r>
+        <w:rPr>
+          <w:color w:val="000000"/>
+        </w:rPr>
+        <w:t>/</w:t>
+      </w:r>
+      <w:proofErr w:type="spellStart"/>
+      <w:r>
+        <w:rPr>
+          <w:color w:val="000000"/>
+        </w:rPr>
+        <w:t>html</w:t>
+      </w:r>
+      <w:proofErr w:type="spellEnd"/>
+      <w:r>
+        <w:rPr>
+          <w:color w:val="000000"/>
+        </w:rPr>
+        <w:t>/ /backup/</w:t>
+      </w:r>
+      <w:proofErr w:type="spellStart"/>
+      <w:r>
+        <w:rPr>
+          <w:color w:val="000000"/>
+        </w:rPr>
+        <w:t>www</w:t>
+      </w:r>
+      <w:proofErr w:type="spellEnd"/>
+      <w:r>
+        <w:rPr>
+          <w:color w:val="000000"/>
+        </w:rPr>
+        <w:t>/ &gt;&gt; /var/log/rsync-backup.log 2&gt;&amp;1</w:t>
       </w:r>
     </w:p>
     <w:p>
@@ -16072,7 +18088,31 @@
         <w:jc w:val="both"/>
       </w:pPr>
       <w:r>
-        <w:t>A két virtuális szerver kommunikációját ping teszttel ellenőriztük. Az ENG-LINSRV01 (150.111.72.20) pingelni tudja a MAIN-WINSRV01-et (150.111.72.10) és fordítva, igazolva, hogy a CampusNet NAT Network kommunikáció működik.</w:t>
+        <w:t xml:space="preserve">A két virtuális szerver kommunikációját </w:t>
+      </w:r>
+      <w:proofErr w:type="spellStart"/>
+      <w:r>
+        <w:t>ping</w:t>
+      </w:r>
+      <w:proofErr w:type="spellEnd"/>
+      <w:r>
+        <w:t xml:space="preserve"> teszttel ellenőriztük. Az ENG-LINSRV01 (150.111.72.20) </w:t>
+      </w:r>
+      <w:proofErr w:type="spellStart"/>
+      <w:r>
+        <w:t>pingelni</w:t>
+      </w:r>
+      <w:proofErr w:type="spellEnd"/>
+      <w:r>
+        <w:t xml:space="preserve"> tudja a MAIN-WINSRV01-et (150.111.72.10) és fordítva, igazolva, hogy a </w:t>
+      </w:r>
+      <w:proofErr w:type="spellStart"/>
+      <w:r>
+        <w:t>CampusNet</w:t>
+      </w:r>
+      <w:proofErr w:type="spellEnd"/>
+      <w:r>
+        <w:t xml:space="preserve"> NAT Network kommunikáció működik.</w:t>
       </w:r>
     </w:p>
     <w:p>
@@ -16090,21 +18130,26 @@
           <w:color w:val="CC0000"/>
         </w:rPr>
         <w:drawing>
-          <wp:inline distT="114300" distB="114300" distL="114300" distR="114300" wp14:anchorId="13479381" wp14:editId="3BF265D3">
-            <wp:extent cx="5943600" cy="3124200"/>
-            <wp:effectExtent l="0" t="0" r="0" b="0"/>
+          <wp:inline distT="114300" distB="114300" distL="114300" distR="114300" wp14:anchorId="13479381" wp14:editId="7010E199">
+            <wp:extent cx="5943600" cy="3120545"/>
+            <wp:effectExtent l="0" t="0" r="0" b="3810"/>
             <wp:docPr id="11" name="image21.png"/>
             <wp:cNvGraphicFramePr/>
             <a:graphic xmlns:a="http://schemas.openxmlformats.org/drawingml/2006/main">
               <a:graphicData uri="http://schemas.openxmlformats.org/drawingml/2006/picture">
                 <pic:pic xmlns:pic="http://schemas.openxmlformats.org/drawingml/2006/picture">
                   <pic:nvPicPr>
-                    <pic:cNvPr id="0" name="image21.png"/>
+                    <pic:cNvPr id="11" name="image21.png"/>
                     <pic:cNvPicPr preferRelativeResize="0"/>
                   </pic:nvPicPr>
                   <pic:blipFill>
-                    <a:blip r:embed="rId55"/>
-                    <a:srcRect/>
+                    <a:blip r:embed="rId55" cstate="print">
+                      <a:extLst>
+                        <a:ext uri="{28A0092B-C50C-407E-A947-70E740481C1C}">
+                          <a14:useLocalDpi xmlns:a14="http://schemas.microsoft.com/office/drawing/2010/main" val="0"/>
+                        </a:ext>
+                      </a:extLst>
+                    </a:blip>
                     <a:stretch>
                       <a:fillRect/>
                     </a:stretch>
@@ -16112,7 +18157,7 @@
                   <pic:spPr>
                     <a:xfrm>
                       <a:off x="0" y="0"/>
-                      <a:ext cx="5943600" cy="3124200"/>
+                      <a:ext cx="5943600" cy="3120545"/>
                     </a:xfrm>
                     <a:prstGeom prst="rect">
                       <a:avLst/>
@@ -16149,8 +18194,21 @@
         <w:spacing w:line="360" w:lineRule="auto"/>
       </w:pPr>
       <w:bookmarkStart w:id="46" w:name="_Toc222509989"/>
-      <w:r>
-        <w:t>Packet Tracer hálózat tesztelés</w:t>
+      <w:proofErr w:type="spellStart"/>
+      <w:r>
+        <w:t>Packet</w:t>
+      </w:r>
+      <w:proofErr w:type="spellEnd"/>
+      <w:r>
+        <w:t xml:space="preserve"> </w:t>
+      </w:r>
+      <w:proofErr w:type="spellStart"/>
+      <w:r>
+        <w:t>Tracer</w:t>
+      </w:r>
+      <w:proofErr w:type="spellEnd"/>
+      <w:r>
+        <w:t xml:space="preserve"> hálózat tesztelés</w:t>
       </w:r>
       <w:bookmarkEnd w:id="46"/>
     </w:p>
@@ -16160,7 +18218,15 @@
         <w:jc w:val="both"/>
       </w:pPr>
       <w:r>
-        <w:t>A hálózati tesztelésre létrehoztunk egy tesztkatalógus fájlt Microsoft Excel segítségével, mellyel részletesen végigkövethetőek a tesztelések és eredményeik.</w:t>
+        <w:t xml:space="preserve">A hálózati tesztelésre létrehoztunk egy tesztkatalógus fájlt Microsoft Excel segítségével, mellyel részletesen </w:t>
+      </w:r>
+      <w:proofErr w:type="spellStart"/>
+      <w:r>
+        <w:t>végigkövethetőek</w:t>
+      </w:r>
+      <w:proofErr w:type="spellEnd"/>
+      <w:r>
+        <w:t xml:space="preserve"> a tesztelések és eredményeik.</w:t>
       </w:r>
     </w:p>
     <w:p>
@@ -16312,7 +18378,49 @@
         <w:rPr>
           <w:color w:val="000000"/>
         </w:rPr>
-        <w:t>Topológia tervezés, IP címzési séma, OSPF és routing konfigurációk, biztonsági beállítások, Packet Tracer konfigurálás.</w:t>
+        <w:t xml:space="preserve">Topológia tervezés, IP címzési séma, OSPF és </w:t>
+      </w:r>
+      <w:proofErr w:type="spellStart"/>
+      <w:r>
+        <w:rPr>
+          <w:color w:val="000000"/>
+        </w:rPr>
+        <w:t>routing</w:t>
+      </w:r>
+      <w:proofErr w:type="spellEnd"/>
+      <w:r>
+        <w:rPr>
+          <w:color w:val="000000"/>
+        </w:rPr>
+        <w:t xml:space="preserve"> konfigurációk, biztonsági beállítások, </w:t>
+      </w:r>
+      <w:proofErr w:type="spellStart"/>
+      <w:r>
+        <w:rPr>
+          <w:color w:val="000000"/>
+        </w:rPr>
+        <w:t>Packet</w:t>
+      </w:r>
+      <w:proofErr w:type="spellEnd"/>
+      <w:r>
+        <w:rPr>
+          <w:color w:val="000000"/>
+        </w:rPr>
+        <w:t xml:space="preserve"> </w:t>
+      </w:r>
+      <w:proofErr w:type="spellStart"/>
+      <w:r>
+        <w:rPr>
+          <w:color w:val="000000"/>
+        </w:rPr>
+        <w:t>Tracer</w:t>
+      </w:r>
+      <w:proofErr w:type="spellEnd"/>
+      <w:r>
+        <w:rPr>
+          <w:color w:val="000000"/>
+        </w:rPr>
+        <w:t xml:space="preserve"> konfigurálás.</w:t>
       </w:r>
     </w:p>
     <w:p>
@@ -16335,7 +18443,63 @@
         <w:rPr>
           <w:color w:val="000000"/>
         </w:rPr>
-        <w:t>MAIN-WINSRV01 telepítése és konfigurálása, Active Directory, DNS, DHCP, File Services, Print Services, GPO szoftvertelepítés.</w:t>
+        <w:t xml:space="preserve">MAIN-WINSRV01 telepítése és konfigurálása, </w:t>
+      </w:r>
+      <w:proofErr w:type="spellStart"/>
+      <w:r>
+        <w:rPr>
+          <w:color w:val="000000"/>
+        </w:rPr>
+        <w:t>Active</w:t>
+      </w:r>
+      <w:proofErr w:type="spellEnd"/>
+      <w:r>
+        <w:rPr>
+          <w:color w:val="000000"/>
+        </w:rPr>
+        <w:t xml:space="preserve"> </w:t>
+      </w:r>
+      <w:proofErr w:type="spellStart"/>
+      <w:r>
+        <w:rPr>
+          <w:color w:val="000000"/>
+        </w:rPr>
+        <w:t>Directory</w:t>
+      </w:r>
+      <w:proofErr w:type="spellEnd"/>
+      <w:r>
+        <w:rPr>
+          <w:color w:val="000000"/>
+        </w:rPr>
+        <w:t xml:space="preserve">, DNS, DHCP, File </w:t>
+      </w:r>
+      <w:proofErr w:type="spellStart"/>
+      <w:r>
+        <w:rPr>
+          <w:color w:val="000000"/>
+        </w:rPr>
+        <w:t>Services</w:t>
+      </w:r>
+      <w:proofErr w:type="spellEnd"/>
+      <w:r>
+        <w:rPr>
+          <w:color w:val="000000"/>
+        </w:rPr>
+        <w:t xml:space="preserve">, Print </w:t>
+      </w:r>
+      <w:proofErr w:type="spellStart"/>
+      <w:r>
+        <w:rPr>
+          <w:color w:val="000000"/>
+        </w:rPr>
+        <w:t>Services</w:t>
+      </w:r>
+      <w:proofErr w:type="spellEnd"/>
+      <w:r>
+        <w:rPr>
+          <w:color w:val="000000"/>
+        </w:rPr>
+        <w:t>, GPO szoftvertelepítés.</w:t>
       </w:r>
     </w:p>
     <w:p>
@@ -16392,7 +18556,35 @@
         <w:rPr>
           <w:color w:val="000000"/>
         </w:rPr>
-        <w:t>Infrastruktúra tervezés, statikus routing, NAT konfiguráció, wireless hálózat, ASA tűzfal.</w:t>
+        <w:t xml:space="preserve">Infrastruktúra tervezés, statikus </w:t>
+      </w:r>
+      <w:proofErr w:type="spellStart"/>
+      <w:r>
+        <w:rPr>
+          <w:color w:val="000000"/>
+        </w:rPr>
+        <w:t>routing</w:t>
+      </w:r>
+      <w:proofErr w:type="spellEnd"/>
+      <w:r>
+        <w:rPr>
+          <w:color w:val="000000"/>
+        </w:rPr>
+        <w:t xml:space="preserve">, NAT konfiguráció, </w:t>
+      </w:r>
+      <w:proofErr w:type="spellStart"/>
+      <w:r>
+        <w:rPr>
+          <w:color w:val="000000"/>
+        </w:rPr>
+        <w:t>wireless</w:t>
+      </w:r>
+      <w:proofErr w:type="spellEnd"/>
+      <w:r>
+        <w:rPr>
+          <w:color w:val="000000"/>
+        </w:rPr>
+        <w:t xml:space="preserve"> hálózat, ASA tűzfal.</w:t>
       </w:r>
     </w:p>
     <w:p>
@@ -16415,7 +18607,49 @@
         <w:rPr>
           <w:color w:val="000000"/>
         </w:rPr>
-        <w:t>ENG-LINSRV01 telepítése, Debian konfiguráció, Apache2 webszerver, rsync backup script, cron job beállítás.</w:t>
+        <w:t xml:space="preserve">ENG-LINSRV01 telepítése, Debian konfiguráció, Apache2 webszerver, </w:t>
+      </w:r>
+      <w:proofErr w:type="spellStart"/>
+      <w:r>
+        <w:rPr>
+          <w:color w:val="000000"/>
+        </w:rPr>
+        <w:t>rsync</w:t>
+      </w:r>
+      <w:proofErr w:type="spellEnd"/>
+      <w:r>
+        <w:rPr>
+          <w:color w:val="000000"/>
+        </w:rPr>
+        <w:t xml:space="preserve"> backup script, </w:t>
+      </w:r>
+      <w:proofErr w:type="spellStart"/>
+      <w:r>
+        <w:rPr>
+          <w:color w:val="000000"/>
+        </w:rPr>
+        <w:t>cron</w:t>
+      </w:r>
+      <w:proofErr w:type="spellEnd"/>
+      <w:r>
+        <w:rPr>
+          <w:color w:val="000000"/>
+        </w:rPr>
+        <w:t xml:space="preserve"> </w:t>
+      </w:r>
+      <w:proofErr w:type="spellStart"/>
+      <w:r>
+        <w:rPr>
+          <w:color w:val="000000"/>
+        </w:rPr>
+        <w:t>job</w:t>
+      </w:r>
+      <w:proofErr w:type="spellEnd"/>
+      <w:r>
+        <w:rPr>
+          <w:color w:val="000000"/>
+        </w:rPr>
+        <w:t xml:space="preserve"> beállítás.</w:t>
       </w:r>
     </w:p>
     <w:p>
@@ -16471,7 +18705,31 @@
       </w:pPr>
       <w:r>
         <w:lastRenderedPageBreak/>
-        <w:t>A vizsgaremek keretein belül sikeresen megterveztünk, konfiguráltunk, teszteltünk és dokumentáltunk egy háromkampuszos egyetemi hálózatot, amely magába foglalja a szimulált összetevőket. (Packet Tracer, VirtualBox)</w:t>
+        <w:t>A vizsgaremek keretein belül sikeresen megterveztünk, konfiguráltunk, teszteltünk és dokumentáltunk egy háromkampuszos egyetemi hálózatot, amely magába foglalja a szimulált összetevőket. (</w:t>
+      </w:r>
+      <w:proofErr w:type="spellStart"/>
+      <w:r>
+        <w:t>Packet</w:t>
+      </w:r>
+      <w:proofErr w:type="spellEnd"/>
+      <w:r>
+        <w:t xml:space="preserve"> </w:t>
+      </w:r>
+      <w:proofErr w:type="spellStart"/>
+      <w:r>
+        <w:t>Tracer</w:t>
+      </w:r>
+      <w:proofErr w:type="spellEnd"/>
+      <w:r>
+        <w:t xml:space="preserve">, </w:t>
+      </w:r>
+      <w:proofErr w:type="spellStart"/>
+      <w:r>
+        <w:t>VirtualBox</w:t>
+      </w:r>
+      <w:proofErr w:type="spellEnd"/>
+      <w:r>
+        <w:t>)</w:t>
       </w:r>
     </w:p>
     <w:p>
@@ -16480,7 +18738,79 @@
         <w:jc w:val="both"/>
       </w:pPr>
       <w:r>
-        <w:t>A Packet Tracer-ben megvalósított hálózat kiemelkedő jellemzői: full-mesh router topológia minden kampuszon belül, dual stack IPv4/IPv6 címzés hierarchikus alhálózatokkal, OSPF/OSPFv3 dinamikus routing és statikus inter-campus útvonalak, VLAN alapú forgalom szegmentáció és ACL-alapú hozzáférésvezérlés, ASA tűzfal és NAT konfiguráció, IPSec Site-to-Site VPN, vezeték nélküli hálózat WPA2-PSK titkosítással.</w:t>
+        <w:t xml:space="preserve">A </w:t>
+      </w:r>
+      <w:proofErr w:type="spellStart"/>
+      <w:r>
+        <w:t>Packet</w:t>
+      </w:r>
+      <w:proofErr w:type="spellEnd"/>
+      <w:r>
+        <w:t xml:space="preserve"> </w:t>
+      </w:r>
+      <w:proofErr w:type="spellStart"/>
+      <w:r>
+        <w:t>Tracer</w:t>
+      </w:r>
+      <w:proofErr w:type="spellEnd"/>
+      <w:r>
+        <w:t xml:space="preserve">-ben megvalósított hálózat kiemelkedő jellemzői: </w:t>
+      </w:r>
+      <w:proofErr w:type="spellStart"/>
+      <w:r>
+        <w:t>full-mesh</w:t>
+      </w:r>
+      <w:proofErr w:type="spellEnd"/>
+      <w:r>
+        <w:t xml:space="preserve"> router topológia minden kampuszon belül, </w:t>
+      </w:r>
+      <w:proofErr w:type="spellStart"/>
+      <w:r>
+        <w:t>dual</w:t>
+      </w:r>
+      <w:proofErr w:type="spellEnd"/>
+      <w:r>
+        <w:t xml:space="preserve"> </w:t>
+      </w:r>
+      <w:proofErr w:type="spellStart"/>
+      <w:r>
+        <w:t>stack</w:t>
+      </w:r>
+      <w:proofErr w:type="spellEnd"/>
+      <w:r>
+        <w:t xml:space="preserve"> IPv4/IPv6 címzés hierarchikus alhálózatokkal, OSPF/OSPFv3 dinamikus </w:t>
+      </w:r>
+      <w:proofErr w:type="spellStart"/>
+      <w:r>
+        <w:t>routing</w:t>
+      </w:r>
+      <w:proofErr w:type="spellEnd"/>
+      <w:r>
+        <w:t xml:space="preserve"> és statikus </w:t>
+      </w:r>
+      <w:proofErr w:type="spellStart"/>
+      <w:r>
+        <w:t>inter</w:t>
+      </w:r>
+      <w:proofErr w:type="spellEnd"/>
+      <w:r>
+        <w:t xml:space="preserve">-campus útvonalak, VLAN alapú forgalom szegmentáció és ACL-alapú hozzáférésvezérlés, ASA tűzfal és NAT konfiguráció, </w:t>
+      </w:r>
+      <w:proofErr w:type="spellStart"/>
+      <w:r>
+        <w:t>IPSec</w:t>
+      </w:r>
+      <w:proofErr w:type="spellEnd"/>
+      <w:r>
+        <w:t xml:space="preserve"> Site-</w:t>
+      </w:r>
+      <w:proofErr w:type="spellStart"/>
+      <w:r>
+        <w:t>to</w:t>
+      </w:r>
+      <w:proofErr w:type="spellEnd"/>
+      <w:r>
+        <w:t>-Site VPN, vezeték nélküli hálózat WPA2-PSK titkosítással.</w:t>
       </w:r>
     </w:p>
     <w:p>
@@ -16489,7 +18819,39 @@
         <w:jc w:val="both"/>
       </w:pPr>
       <w:r>
-        <w:t>Úgy gondoljuk a VirtualBox virtuális szerverek az összes vizsgakövetelményt teljesítik: a MAIN-WINSRV01 Windows Server az Active Directory, DNS, DHCP, fájlmegosztás, nyomtatómegosztás és GPO szoftvertelepítés szolgáltatásokat biztosítja, míg az ENG-LINSRV01 Linux szerver az Apache2 webszerver és az automatizált rsync mentés működtetését végzi.</w:t>
+        <w:t xml:space="preserve">Úgy gondoljuk a </w:t>
+      </w:r>
+      <w:proofErr w:type="spellStart"/>
+      <w:r>
+        <w:t>VirtualBox</w:t>
+      </w:r>
+      <w:proofErr w:type="spellEnd"/>
+      <w:r>
+        <w:t xml:space="preserve"> virtuális szerverek az összes vizsgakövetelményt teljesítik: a MAIN-WINSRV01 Windows Server az </w:t>
+      </w:r>
+      <w:proofErr w:type="spellStart"/>
+      <w:r>
+        <w:t>Active</w:t>
+      </w:r>
+      <w:proofErr w:type="spellEnd"/>
+      <w:r>
+        <w:t xml:space="preserve"> </w:t>
+      </w:r>
+      <w:proofErr w:type="spellStart"/>
+      <w:r>
+        <w:t>Directory</w:t>
+      </w:r>
+      <w:proofErr w:type="spellEnd"/>
+      <w:r>
+        <w:t xml:space="preserve">, DNS, DHCP, fájlmegosztás, nyomtatómegosztás és GPO szoftvertelepítés szolgáltatásokat biztosítja, míg az ENG-LINSRV01 Linux szerver az Apache2 webszerver és az automatizált </w:t>
+      </w:r>
+      <w:proofErr w:type="spellStart"/>
+      <w:r>
+        <w:t>rsync</w:t>
+      </w:r>
+      <w:proofErr w:type="spellEnd"/>
+      <w:r>
+        <w:t xml:space="preserve"> mentés működtetését végzi.</w:t>
       </w:r>
     </w:p>
     <w:p>
@@ -16498,7 +18860,23 @@
         <w:jc w:val="both"/>
       </w:pPr>
       <w:r>
-        <w:t>A tesztelés során minden elvárt funkcionalitás helyes működését igazoltuk: a VLAN-ok közötti routing az ACL korlátozásokkal együtt helyesen működik, az inter-campus kommunikáció IPv4-en és IPv6-on is működik, a Windows szerver összes szolgáltatása ellátja a feladatát, a Linux szerver weboldala elérhető és a mentés automatikusan fut.</w:t>
+        <w:t xml:space="preserve">A tesztelés során minden elvárt funkcionalitás helyes működését igazoltuk: a VLAN-ok közötti </w:t>
+      </w:r>
+      <w:proofErr w:type="spellStart"/>
+      <w:r>
+        <w:t>routing</w:t>
+      </w:r>
+      <w:proofErr w:type="spellEnd"/>
+      <w:r>
+        <w:t xml:space="preserve"> az ACL korlátozásokkal együtt helyesen működik, az </w:t>
+      </w:r>
+      <w:proofErr w:type="spellStart"/>
+      <w:r>
+        <w:t>inter</w:t>
+      </w:r>
+      <w:proofErr w:type="spellEnd"/>
+      <w:r>
+        <w:t>-campus kommunikáció IPv4-en és IPv6-on is működik, a Windows szerver összes szolgáltatása ellátja a feladatát, a Linux szerver weboldala elérhető és a mentés automatikusan fut.</w:t>
       </w:r>
     </w:p>
     <w:p>
@@ -16507,7 +18885,31 @@
         <w:jc w:val="both"/>
       </w:pPr>
       <w:r>
-        <w:t>Ez a projekt nemcsak műszaki tudást, hanem projektmenedzsment készségeket, csapatmunkát és átfogó dokumentációs képességet is fejlesztett. A Scrum keretrendszer alkalmazása struktúrát és kiszámíthatóságot adott a fejlesztési folyamatnak. A vizsgaremek sikeres befejezésével bebizonyítottuk, hogy képesek vagyunk valós környezetben működő, összetett hálózatokat tervezni, konfigurálni, tesztelni és dokumentelni, felkészülten az informatikai rendszer- és alkalmazás-üzemeltető technikus szakma követelményeire.</w:t>
+        <w:t xml:space="preserve">Ez a projekt nemcsak műszaki tudást, hanem projektmenedzsment készségeket, csapatmunkát és átfogó dokumentációs képességet is fejlesztett. A </w:t>
+      </w:r>
+      <w:proofErr w:type="spellStart"/>
+      <w:r>
+        <w:t>Scrum</w:t>
+      </w:r>
+      <w:proofErr w:type="spellEnd"/>
+      <w:r>
+        <w:t xml:space="preserve"> keretrendszer alkalmazása struktúrát és kiszámíthatóságot adott a fejlesztési folyamatnak. A vizsgaremek sikeres befejezésével bebizonyítottuk, hogy képesek vagyunk valós környezetben működő, összetett </w:t>
+      </w:r>
+      <w:proofErr w:type="spellStart"/>
+      <w:r>
+        <w:t>hálózatokat</w:t>
+      </w:r>
+      <w:proofErr w:type="spellEnd"/>
+      <w:r>
+        <w:t xml:space="preserve"> tervezni, konfigurálni, tesztelni és </w:t>
+      </w:r>
+      <w:proofErr w:type="spellStart"/>
+      <w:r>
+        <w:t>dokumentelni</w:t>
+      </w:r>
+      <w:proofErr w:type="spellEnd"/>
+      <w:r>
+        <w:t>, felkészülten az informatikai rendszer- és alkalmazás-üzemeltető technikus szakma követelményeire.</w:t>
       </w:r>
     </w:p>
     <w:sectPr>
